--- a/Gabriel/Python Vue/GABRIEL POPA.docx
+++ b/Gabriel/Python Vue/GABRIEL POPA.docx
@@ -91,7 +91,6 @@
         </w:rPr>
         <w:t xml:space="preserve"> </w:t>
       </w:r>
-      <w:proofErr w:type="spellStart"/>
       <w:r>
         <w:rPr>
           <w:b/>
@@ -101,7 +100,6 @@
         </w:rPr>
         <w:t>Vue</w:t>
       </w:r>
-      <w:proofErr w:type="spellEnd"/>
       <w:r>
         <w:rPr>
           <w:b/>
@@ -129,7 +127,6 @@
         </w:rPr>
         <w:t>(</w:t>
       </w:r>
-      <w:proofErr w:type="spellStart"/>
       <w:r>
         <w:rPr>
           <w:b/>
@@ -137,7 +134,16 @@
           <w:color w:val="4472C4" w:themeColor="accent5"/>
           <w:szCs w:val="36"/>
         </w:rPr>
-        <w:t>Dja</w:t>
+        <w:t>Django</w:t>
+      </w:r>
+      <w:r>
+        <w:rPr>
+          <w:b/>
+          <w:bCs/>
+          <w:color w:val="4472C4" w:themeColor="accent5"/>
+          <w:szCs w:val="36"/>
+        </w:rPr>
+        <w:t>/</w:t>
       </w:r>
       <w:bookmarkStart w:id="0" w:name="_GoBack"/>
       <w:bookmarkEnd w:id="0"/>
@@ -148,38 +154,8 @@
           <w:color w:val="4472C4" w:themeColor="accent5"/>
           <w:szCs w:val="36"/>
         </w:rPr>
-        <w:t>ngo</w:t>
-      </w:r>
-      <w:proofErr w:type="spellEnd"/>
-      <w:r>
-        <w:rPr>
-          <w:b/>
-          <w:bCs/>
-          <w:color w:val="4472C4" w:themeColor="accent5"/>
-          <w:szCs w:val="36"/>
-        </w:rPr>
-        <w:t>/</w:t>
-      </w:r>
-      <w:r>
-        <w:rPr>
-          <w:b/>
-          <w:bCs/>
-          <w:color w:val="4472C4" w:themeColor="accent5"/>
-          <w:szCs w:val="36"/>
-        </w:rPr>
-        <w:t xml:space="preserve"> </w:t>
-      </w:r>
-      <w:proofErr w:type="spellStart"/>
-      <w:r>
-        <w:rPr>
-          <w:b/>
-          <w:bCs/>
-          <w:color w:val="4472C4" w:themeColor="accent5"/>
-          <w:szCs w:val="36"/>
-        </w:rPr>
         <w:t>FastAPI</w:t>
       </w:r>
-      <w:proofErr w:type="spellEnd"/>
       <w:r>
         <w:rPr>
           <w:b/>
@@ -232,7 +208,6 @@
           <w:szCs w:val="27"/>
         </w:rPr>
       </w:pPr>
-      <w:proofErr w:type="spellStart"/>
       <w:r>
         <w:rPr>
           <w:rStyle w:val="NormalWebChar"/>
@@ -242,19 +217,7 @@
           <w:sz w:val="20"/>
           <w:szCs w:val="28"/>
         </w:rPr>
-        <w:t>Cluj</w:t>
-      </w:r>
-      <w:proofErr w:type="spellEnd"/>
-      <w:r>
-        <w:rPr>
-          <w:rStyle w:val="NormalWebChar"/>
-          <w:rFonts w:asciiTheme="majorBidi" w:hAnsiTheme="majorBidi" w:cstheme="majorBidi"/>
-          <w:bCs/>
-          <w:color w:val="000000" w:themeColor="text1"/>
-          <w:sz w:val="20"/>
-          <w:szCs w:val="28"/>
-        </w:rPr>
-        <w:t>, Romania</w:t>
+        <w:t>Cluj, Romania</w:t>
       </w:r>
       <w:r>
         <w:rPr>
@@ -400,23 +363,28 @@
         </w:rPr>
         <w:t xml:space="preserve">, </w:t>
       </w:r>
-      <w:proofErr w:type="spellStart"/>
       <w:r>
         <w:rPr>
           <w:rStyle w:val="Strong"/>
           <w:rFonts w:ascii="Times New Roman" w:hAnsi="Times New Roman" w:cs="Times New Roman"/>
           <w:sz w:val="22"/>
         </w:rPr>
-        <w:t>Django</w:t>
-      </w:r>
-      <w:proofErr w:type="spellEnd"/>
+        <w:t>Django 1.x–4.x</w:t>
+      </w:r>
+      <w:r>
+        <w:rPr>
+          <w:rFonts w:ascii="Times New Roman" w:hAnsi="Times New Roman" w:cs="Times New Roman"/>
+          <w:sz w:val="22"/>
+        </w:rPr>
+        <w:t xml:space="preserve">, </w:t>
+      </w:r>
       <w:r>
         <w:rPr>
           <w:rStyle w:val="Strong"/>
           <w:rFonts w:ascii="Times New Roman" w:hAnsi="Times New Roman" w:cs="Times New Roman"/>
           <w:sz w:val="22"/>
         </w:rPr>
-        <w:t xml:space="preserve"> 1.x–4.x</w:t>
+        <w:t>FastAPI</w:t>
       </w:r>
       <w:r>
         <w:rPr>
@@ -425,16 +393,14 @@
         </w:rPr>
         <w:t xml:space="preserve">, </w:t>
       </w:r>
-      <w:proofErr w:type="spellStart"/>
       <w:r>
         <w:rPr>
           <w:rStyle w:val="Strong"/>
           <w:rFonts w:ascii="Times New Roman" w:hAnsi="Times New Roman" w:cs="Times New Roman"/>
           <w:sz w:val="22"/>
         </w:rPr>
-        <w:t>FastAPI</w:t>
-      </w:r>
-      <w:proofErr w:type="spellEnd"/>
+        <w:t>Vue 2–3</w:t>
+      </w:r>
       <w:r>
         <w:rPr>
           <w:rFonts w:ascii="Times New Roman" w:hAnsi="Times New Roman" w:cs="Times New Roman"/>
@@ -442,23 +408,28 @@
         </w:rPr>
         <w:t xml:space="preserve">, </w:t>
       </w:r>
-      <w:proofErr w:type="spellStart"/>
       <w:r>
         <w:rPr>
           <w:rStyle w:val="Strong"/>
           <w:rFonts w:ascii="Times New Roman" w:hAnsi="Times New Roman" w:cs="Times New Roman"/>
           <w:sz w:val="22"/>
         </w:rPr>
-        <w:t>Vue</w:t>
-      </w:r>
-      <w:proofErr w:type="spellEnd"/>
+        <w:t>JavaScript/TypeScript</w:t>
+      </w:r>
+      <w:r>
+        <w:rPr>
+          <w:rFonts w:ascii="Times New Roman" w:hAnsi="Times New Roman" w:cs="Times New Roman"/>
+          <w:sz w:val="22"/>
+        </w:rPr>
+        <w:t xml:space="preserve">, </w:t>
+      </w:r>
       <w:r>
         <w:rPr>
           <w:rStyle w:val="Strong"/>
           <w:rFonts w:ascii="Times New Roman" w:hAnsi="Times New Roman" w:cs="Times New Roman"/>
           <w:sz w:val="22"/>
         </w:rPr>
-        <w:t xml:space="preserve"> 2–3</w:t>
+        <w:t>PostgreSQL</w:t>
       </w:r>
       <w:r>
         <w:rPr>
@@ -473,18 +444,23 @@
           <w:rFonts w:ascii="Times New Roman" w:hAnsi="Times New Roman" w:cs="Times New Roman"/>
           <w:sz w:val="22"/>
         </w:rPr>
-        <w:t>JavaScript/</w:t>
-      </w:r>
-      <w:proofErr w:type="spellStart"/>
+        <w:t>Redis</w:t>
+      </w:r>
+      <w:r>
+        <w:rPr>
+          <w:rFonts w:ascii="Times New Roman" w:hAnsi="Times New Roman" w:cs="Times New Roman"/>
+          <w:sz w:val="22"/>
+        </w:rPr>
+        <w:t xml:space="preserve">, </w:t>
+      </w:r>
       <w:r>
         <w:rPr>
           <w:rStyle w:val="Strong"/>
           <w:rFonts w:ascii="Times New Roman" w:hAnsi="Times New Roman" w:cs="Times New Roman"/>
           <w:sz w:val="22"/>
         </w:rPr>
-        <w:t>TypeScript</w:t>
-      </w:r>
-      <w:proofErr w:type="spellEnd"/>
+        <w:t>Celery</w:t>
+      </w:r>
       <w:r>
         <w:rPr>
           <w:rFonts w:ascii="Times New Roman" w:hAnsi="Times New Roman" w:cs="Times New Roman"/>
@@ -492,16 +468,14 @@
         </w:rPr>
         <w:t xml:space="preserve">, </w:t>
       </w:r>
-      <w:proofErr w:type="spellStart"/>
       <w:r>
         <w:rPr>
           <w:rStyle w:val="Strong"/>
           <w:rFonts w:ascii="Times New Roman" w:hAnsi="Times New Roman" w:cs="Times New Roman"/>
           <w:sz w:val="22"/>
         </w:rPr>
-        <w:t>PostgreSQL</w:t>
-      </w:r>
-      <w:proofErr w:type="spellEnd"/>
+        <w:t>RabbitMQ</w:t>
+      </w:r>
       <w:r>
         <w:rPr>
           <w:rFonts w:ascii="Times New Roman" w:hAnsi="Times New Roman" w:cs="Times New Roman"/>
@@ -509,65 +483,14 @@
         </w:rPr>
         <w:t xml:space="preserve">, </w:t>
       </w:r>
-      <w:proofErr w:type="spellStart"/>
       <w:r>
         <w:rPr>
           <w:rStyle w:val="Strong"/>
           <w:rFonts w:ascii="Times New Roman" w:hAnsi="Times New Roman" w:cs="Times New Roman"/>
           <w:sz w:val="22"/>
         </w:rPr>
-        <w:t>Redis</w:t>
-      </w:r>
-      <w:proofErr w:type="spellEnd"/>
-      <w:r>
-        <w:rPr>
-          <w:rFonts w:ascii="Times New Roman" w:hAnsi="Times New Roman" w:cs="Times New Roman"/>
-          <w:sz w:val="22"/>
-        </w:rPr>
-        <w:t xml:space="preserve">, </w:t>
-      </w:r>
-      <w:r>
-        <w:rPr>
-          <w:rStyle w:val="Strong"/>
-          <w:rFonts w:ascii="Times New Roman" w:hAnsi="Times New Roman" w:cs="Times New Roman"/>
-          <w:sz w:val="22"/>
-        </w:rPr>
-        <w:t>Celery</w:t>
-      </w:r>
-      <w:r>
-        <w:rPr>
-          <w:rFonts w:ascii="Times New Roman" w:hAnsi="Times New Roman" w:cs="Times New Roman"/>
-          <w:sz w:val="22"/>
-        </w:rPr>
-        <w:t xml:space="preserve">, </w:t>
-      </w:r>
-      <w:proofErr w:type="spellStart"/>
-      <w:r>
-        <w:rPr>
-          <w:rStyle w:val="Strong"/>
-          <w:rFonts w:ascii="Times New Roman" w:hAnsi="Times New Roman" w:cs="Times New Roman"/>
-          <w:sz w:val="22"/>
-        </w:rPr>
-        <w:t>RabbitMQ</w:t>
-      </w:r>
-      <w:proofErr w:type="spellEnd"/>
-      <w:r>
-        <w:rPr>
-          <w:rFonts w:ascii="Times New Roman" w:hAnsi="Times New Roman" w:cs="Times New Roman"/>
-          <w:sz w:val="22"/>
-        </w:rPr>
-        <w:t xml:space="preserve">, </w:t>
-      </w:r>
-      <w:proofErr w:type="spellStart"/>
-      <w:r>
-        <w:rPr>
-          <w:rStyle w:val="Strong"/>
-          <w:rFonts w:ascii="Times New Roman" w:hAnsi="Times New Roman" w:cs="Times New Roman"/>
-          <w:sz w:val="22"/>
-        </w:rPr>
         <w:t>Docker</w:t>
       </w:r>
-      <w:proofErr w:type="spellEnd"/>
       <w:r>
         <w:rPr>
           <w:rFonts w:ascii="Times New Roman" w:hAnsi="Times New Roman" w:cs="Times New Roman"/>
@@ -655,158 +578,25 @@
         </w:rPr>
         <w:t xml:space="preserve"> </w:t>
       </w:r>
-      <w:proofErr w:type="spellStart"/>
-      <w:r>
-        <w:rPr>
-          <w:rFonts w:ascii="Times New Roman" w:eastAsia="Times New Roman" w:hAnsi="Times New Roman" w:cs="Times New Roman"/>
-          <w:b/>
-          <w:bCs/>
-          <w:sz w:val="22"/>
-          <w:szCs w:val="24"/>
-          <w:lang w:eastAsia="en-US"/>
-        </w:rPr>
-        <w:t>Vue</w:t>
-      </w:r>
-      <w:proofErr w:type="spellEnd"/>
-      <w:r>
-        <w:rPr>
-          <w:rFonts w:ascii="Times New Roman" w:eastAsia="Times New Roman" w:hAnsi="Times New Roman" w:cs="Times New Roman"/>
-          <w:b/>
-          <w:bCs/>
-          <w:sz w:val="22"/>
-          <w:szCs w:val="24"/>
-          <w:lang w:eastAsia="en-US"/>
-        </w:rPr>
-        <w:t xml:space="preserve"> 2–3</w:t>
-      </w:r>
-      <w:r>
-        <w:rPr>
-          <w:rFonts w:ascii="Times New Roman" w:eastAsia="Times New Roman" w:hAnsi="Times New Roman" w:cs="Times New Roman"/>
-          <w:sz w:val="22"/>
-          <w:szCs w:val="24"/>
-          <w:lang w:eastAsia="en-US"/>
-        </w:rPr>
-        <w:t xml:space="preserve">, JavaScript, </w:t>
-      </w:r>
-      <w:proofErr w:type="spellStart"/>
-      <w:r>
-        <w:rPr>
-          <w:rFonts w:ascii="Times New Roman" w:eastAsia="Times New Roman" w:hAnsi="Times New Roman" w:cs="Times New Roman"/>
-          <w:sz w:val="22"/>
-          <w:szCs w:val="24"/>
-          <w:lang w:eastAsia="en-US"/>
-        </w:rPr>
-        <w:t>TypeScript</w:t>
-      </w:r>
-      <w:proofErr w:type="spellEnd"/>
-      <w:r>
-        <w:rPr>
-          <w:rFonts w:ascii="Times New Roman" w:eastAsia="Times New Roman" w:hAnsi="Times New Roman" w:cs="Times New Roman"/>
-          <w:sz w:val="22"/>
-          <w:szCs w:val="24"/>
-          <w:lang w:eastAsia="en-US"/>
-        </w:rPr>
-        <w:t xml:space="preserve">, </w:t>
-      </w:r>
-      <w:proofErr w:type="spellStart"/>
-      <w:r>
-        <w:rPr>
-          <w:rFonts w:ascii="Times New Roman" w:eastAsia="Times New Roman" w:hAnsi="Times New Roman" w:cs="Times New Roman"/>
-          <w:sz w:val="22"/>
-          <w:szCs w:val="24"/>
-          <w:lang w:eastAsia="en-US"/>
-        </w:rPr>
-        <w:t>Vue</w:t>
-      </w:r>
-      <w:proofErr w:type="spellEnd"/>
-      <w:r>
-        <w:rPr>
-          <w:rFonts w:ascii="Times New Roman" w:eastAsia="Times New Roman" w:hAnsi="Times New Roman" w:cs="Times New Roman"/>
-          <w:sz w:val="22"/>
-          <w:szCs w:val="24"/>
-          <w:lang w:eastAsia="en-US"/>
-        </w:rPr>
-        <w:t xml:space="preserve"> Router, </w:t>
-      </w:r>
-      <w:proofErr w:type="spellStart"/>
-      <w:r>
-        <w:rPr>
-          <w:rFonts w:ascii="Times New Roman" w:eastAsia="Times New Roman" w:hAnsi="Times New Roman" w:cs="Times New Roman"/>
-          <w:sz w:val="22"/>
-          <w:szCs w:val="24"/>
-          <w:lang w:eastAsia="en-US"/>
-        </w:rPr>
-        <w:t>Pinia</w:t>
-      </w:r>
-      <w:proofErr w:type="spellEnd"/>
-      <w:r>
-        <w:rPr>
-          <w:rFonts w:ascii="Times New Roman" w:eastAsia="Times New Roman" w:hAnsi="Times New Roman" w:cs="Times New Roman"/>
-          <w:sz w:val="22"/>
-          <w:szCs w:val="24"/>
-          <w:lang w:eastAsia="en-US"/>
-        </w:rPr>
-        <w:t xml:space="preserve">, </w:t>
-      </w:r>
-      <w:proofErr w:type="spellStart"/>
-      <w:r>
-        <w:rPr>
-          <w:rFonts w:ascii="Times New Roman" w:eastAsia="Times New Roman" w:hAnsi="Times New Roman" w:cs="Times New Roman"/>
-          <w:sz w:val="22"/>
-          <w:szCs w:val="24"/>
-          <w:lang w:eastAsia="en-US"/>
-        </w:rPr>
-        <w:t>Vuex</w:t>
-      </w:r>
-      <w:proofErr w:type="spellEnd"/>
-      <w:r>
-        <w:rPr>
-          <w:rFonts w:ascii="Times New Roman" w:eastAsia="Times New Roman" w:hAnsi="Times New Roman" w:cs="Times New Roman"/>
-          <w:sz w:val="22"/>
-          <w:szCs w:val="24"/>
-          <w:lang w:eastAsia="en-US"/>
-        </w:rPr>
-        <w:t xml:space="preserve">, Composition API, Options API, reusable component architecture, </w:t>
-      </w:r>
-      <w:proofErr w:type="spellStart"/>
-      <w:r>
-        <w:rPr>
-          <w:rFonts w:ascii="Times New Roman" w:eastAsia="Times New Roman" w:hAnsi="Times New Roman" w:cs="Times New Roman"/>
-          <w:sz w:val="22"/>
-          <w:szCs w:val="24"/>
-          <w:lang w:eastAsia="en-US"/>
-        </w:rPr>
-        <w:t>Vite</w:t>
-      </w:r>
-      <w:proofErr w:type="spellEnd"/>
-      <w:r>
-        <w:rPr>
-          <w:rFonts w:ascii="Times New Roman" w:eastAsia="Times New Roman" w:hAnsi="Times New Roman" w:cs="Times New Roman"/>
-          <w:sz w:val="22"/>
-          <w:szCs w:val="24"/>
-          <w:lang w:eastAsia="en-US"/>
-        </w:rPr>
-        <w:t xml:space="preserve">, </w:t>
-      </w:r>
-      <w:proofErr w:type="spellStart"/>
-      <w:r>
-        <w:rPr>
-          <w:rFonts w:ascii="Times New Roman" w:eastAsia="Times New Roman" w:hAnsi="Times New Roman" w:cs="Times New Roman"/>
-          <w:sz w:val="22"/>
-          <w:szCs w:val="24"/>
-          <w:lang w:eastAsia="en-US"/>
-        </w:rPr>
-        <w:t>Webpack</w:t>
-      </w:r>
-      <w:proofErr w:type="spellEnd"/>
-      <w:r>
-        <w:rPr>
-          <w:rFonts w:ascii="Times New Roman" w:eastAsia="Times New Roman" w:hAnsi="Times New Roman" w:cs="Times New Roman"/>
-          <w:sz w:val="22"/>
-          <w:szCs w:val="24"/>
-          <w:lang w:eastAsia="en-US"/>
-        </w:rPr>
-        <w:t>, HTML5, CSS3, Sass, Tailwind CSS, responsive UI, SPA architecture, form handling</w:t>
+      <w:r>
+        <w:rPr>
+          <w:rFonts w:ascii="Times New Roman" w:eastAsia="Times New Roman" w:hAnsi="Times New Roman" w:cs="Times New Roman"/>
+          <w:b/>
+          <w:bCs/>
+          <w:sz w:val="22"/>
+          <w:szCs w:val="24"/>
+          <w:lang w:eastAsia="en-US"/>
+        </w:rPr>
+        <w:t>Vue 2–3</w:t>
+      </w:r>
+      <w:r>
+        <w:rPr>
+          <w:rFonts w:ascii="Times New Roman" w:eastAsia="Times New Roman" w:hAnsi="Times New Roman" w:cs="Times New Roman"/>
+          <w:sz w:val="22"/>
+          <w:szCs w:val="24"/>
+          <w:lang w:eastAsia="en-US"/>
+        </w:rPr>
+        <w:t>, JavaScript, TypeScript, Vue Router, Pinia, Vuex, Composition API, Options API, reusable component architecture, Vite, Webpack, HTML5, CSS3, Sass, Tailwind CSS, responsive UI, SPA architecture, form handling</w:t>
       </w:r>
     </w:p>
     <w:p>
@@ -865,29 +655,16 @@
         </w:rPr>
         <w:t xml:space="preserve">, </w:t>
       </w:r>
-      <w:proofErr w:type="spellStart"/>
-      <w:r>
-        <w:rPr>
-          <w:rFonts w:ascii="Times New Roman" w:eastAsia="Times New Roman" w:hAnsi="Times New Roman" w:cs="Times New Roman"/>
-          <w:b/>
-          <w:bCs/>
-          <w:sz w:val="22"/>
-          <w:szCs w:val="24"/>
-          <w:lang w:eastAsia="en-US"/>
-        </w:rPr>
-        <w:t>Django</w:t>
-      </w:r>
-      <w:proofErr w:type="spellEnd"/>
-      <w:r>
-        <w:rPr>
-          <w:rFonts w:ascii="Times New Roman" w:eastAsia="Times New Roman" w:hAnsi="Times New Roman" w:cs="Times New Roman"/>
-          <w:b/>
-          <w:bCs/>
-          <w:sz w:val="22"/>
-          <w:szCs w:val="24"/>
-          <w:lang w:eastAsia="en-US"/>
-        </w:rPr>
-        <w:t xml:space="preserve"> 1.x–4.x</w:t>
+      <w:r>
+        <w:rPr>
+          <w:rFonts w:ascii="Times New Roman" w:eastAsia="Times New Roman" w:hAnsi="Times New Roman" w:cs="Times New Roman"/>
+          <w:b/>
+          <w:bCs/>
+          <w:sz w:val="22"/>
+          <w:szCs w:val="24"/>
+          <w:lang w:eastAsia="en-US"/>
+        </w:rPr>
+        <w:t>Django 1.x–4.x</w:t>
       </w:r>
       <w:r>
         <w:rPr>
@@ -898,7 +675,6 @@
         </w:rPr>
         <w:t xml:space="preserve">, </w:t>
       </w:r>
-      <w:proofErr w:type="spellStart"/>
       <w:r>
         <w:rPr>
           <w:rFonts w:ascii="Times New Roman" w:eastAsia="Times New Roman" w:hAnsi="Times New Roman" w:cs="Times New Roman"/>
@@ -910,7 +686,6 @@
         </w:rPr>
         <w:t>FastAPI</w:t>
       </w:r>
-      <w:proofErr w:type="spellEnd"/>
       <w:r>
         <w:rPr>
           <w:rFonts w:ascii="Times New Roman" w:eastAsia="Times New Roman" w:hAnsi="Times New Roman" w:cs="Times New Roman"/>
@@ -957,7 +732,6 @@
         </w:rPr>
         <w:t xml:space="preserve"> </w:t>
       </w:r>
-      <w:proofErr w:type="spellStart"/>
       <w:r>
         <w:rPr>
           <w:rFonts w:ascii="Times New Roman" w:eastAsia="Times New Roman" w:hAnsi="Times New Roman" w:cs="Times New Roman"/>
@@ -969,7 +743,6 @@
         </w:rPr>
         <w:t>PostgreSQL</w:t>
       </w:r>
-      <w:proofErr w:type="spellEnd"/>
       <w:r>
         <w:rPr>
           <w:rFonts w:ascii="Times New Roman" w:eastAsia="Times New Roman" w:hAnsi="Times New Roman" w:cs="Times New Roman"/>
@@ -979,7 +752,6 @@
         </w:rPr>
         <w:t xml:space="preserve">, MySQL, SQLite, </w:t>
       </w:r>
-      <w:proofErr w:type="spellStart"/>
       <w:r>
         <w:rPr>
           <w:rFonts w:ascii="Times New Roman" w:eastAsia="Times New Roman" w:hAnsi="Times New Roman" w:cs="Times New Roman"/>
@@ -991,7 +763,6 @@
         </w:rPr>
         <w:t>Redis</w:t>
       </w:r>
-      <w:proofErr w:type="spellEnd"/>
       <w:r>
         <w:rPr>
           <w:rFonts w:ascii="Times New Roman" w:eastAsia="Times New Roman" w:hAnsi="Times New Roman" w:cs="Times New Roman"/>
@@ -1021,7 +792,6 @@
         </w:rPr>
         <w:t xml:space="preserve">, </w:t>
       </w:r>
-      <w:proofErr w:type="spellStart"/>
       <w:r>
         <w:rPr>
           <w:rFonts w:ascii="Times New Roman" w:eastAsia="Times New Roman" w:hAnsi="Times New Roman" w:cs="Times New Roman"/>
@@ -1033,7 +803,6 @@
         </w:rPr>
         <w:t>RabbitMQ</w:t>
       </w:r>
-      <w:proofErr w:type="spellEnd"/>
       <w:r>
         <w:rPr>
           <w:rFonts w:ascii="Times New Roman" w:eastAsia="Times New Roman" w:hAnsi="Times New Roman" w:cs="Times New Roman"/>
@@ -1069,31 +838,7 @@
           <w:szCs w:val="24"/>
           <w:lang w:eastAsia="en-US"/>
         </w:rPr>
-        <w:t xml:space="preserve">Cloud &amp; </w:t>
-      </w:r>
-      <w:proofErr w:type="spellStart"/>
-      <w:r>
-        <w:rPr>
-          <w:rFonts w:ascii="Times New Roman" w:eastAsia="Times New Roman" w:hAnsi="Times New Roman" w:cs="Times New Roman"/>
-          <w:b/>
-          <w:bCs/>
-          <w:sz w:val="22"/>
-          <w:szCs w:val="24"/>
-          <w:lang w:eastAsia="en-US"/>
-        </w:rPr>
-        <w:t>DevOps</w:t>
-      </w:r>
-      <w:proofErr w:type="spellEnd"/>
-      <w:r>
-        <w:rPr>
-          <w:rFonts w:ascii="Times New Roman" w:eastAsia="Times New Roman" w:hAnsi="Times New Roman" w:cs="Times New Roman"/>
-          <w:b/>
-          <w:bCs/>
-          <w:sz w:val="22"/>
-          <w:szCs w:val="24"/>
-          <w:lang w:eastAsia="en-US"/>
-        </w:rPr>
-        <w:t>:</w:t>
+        <w:t>Cloud &amp; DevOps:</w:t>
       </w:r>
       <w:r>
         <w:rPr>
@@ -1122,67 +867,7 @@
           <w:szCs w:val="24"/>
           <w:lang w:eastAsia="en-US"/>
         </w:rPr>
-        <w:t xml:space="preserve">, </w:t>
-      </w:r>
-      <w:proofErr w:type="spellStart"/>
-      <w:r>
-        <w:rPr>
-          <w:rFonts w:ascii="Times New Roman" w:eastAsia="Times New Roman" w:hAnsi="Times New Roman" w:cs="Times New Roman"/>
-          <w:sz w:val="22"/>
-          <w:szCs w:val="24"/>
-          <w:lang w:eastAsia="en-US"/>
-        </w:rPr>
-        <w:t>Docker</w:t>
-      </w:r>
-      <w:proofErr w:type="spellEnd"/>
-      <w:r>
-        <w:rPr>
-          <w:rFonts w:ascii="Times New Roman" w:eastAsia="Times New Roman" w:hAnsi="Times New Roman" w:cs="Times New Roman"/>
-          <w:sz w:val="22"/>
-          <w:szCs w:val="24"/>
-          <w:lang w:eastAsia="en-US"/>
-        </w:rPr>
-        <w:t xml:space="preserve">, Linux, </w:t>
-      </w:r>
-      <w:proofErr w:type="spellStart"/>
-      <w:r>
-        <w:rPr>
-          <w:rFonts w:ascii="Times New Roman" w:eastAsia="Times New Roman" w:hAnsi="Times New Roman" w:cs="Times New Roman"/>
-          <w:sz w:val="22"/>
-          <w:szCs w:val="24"/>
-          <w:lang w:eastAsia="en-US"/>
-        </w:rPr>
-        <w:t>Nginx</w:t>
-      </w:r>
-      <w:proofErr w:type="spellEnd"/>
-      <w:r>
-        <w:rPr>
-          <w:rFonts w:ascii="Times New Roman" w:eastAsia="Times New Roman" w:hAnsi="Times New Roman" w:cs="Times New Roman"/>
-          <w:sz w:val="22"/>
-          <w:szCs w:val="24"/>
-          <w:lang w:eastAsia="en-US"/>
-        </w:rPr>
-        <w:t xml:space="preserve">, </w:t>
-      </w:r>
-      <w:proofErr w:type="spellStart"/>
-      <w:r>
-        <w:rPr>
-          <w:rFonts w:ascii="Times New Roman" w:eastAsia="Times New Roman" w:hAnsi="Times New Roman" w:cs="Times New Roman"/>
-          <w:sz w:val="22"/>
-          <w:szCs w:val="24"/>
-          <w:lang w:eastAsia="en-US"/>
-        </w:rPr>
-        <w:t>GitHub</w:t>
-      </w:r>
-      <w:proofErr w:type="spellEnd"/>
-      <w:r>
-        <w:rPr>
-          <w:rFonts w:ascii="Times New Roman" w:eastAsia="Times New Roman" w:hAnsi="Times New Roman" w:cs="Times New Roman"/>
-          <w:sz w:val="22"/>
-          <w:szCs w:val="24"/>
-          <w:lang w:eastAsia="en-US"/>
-        </w:rPr>
-        <w:t xml:space="preserve"> Actions, Jenkins, CI/CD pipelines, deployment automation, environment configuration, containerized deployments</w:t>
+        <w:t>, Docker, Linux, Nginx, GitHub Actions, Jenkins, CI/CD pipelines, deployment automation, environment configuration, containerized deployments</w:t>
       </w:r>
     </w:p>
     <w:p>
@@ -1201,80 +886,26 @@
           <w:lang w:eastAsia="en-US"/>
         </w:rPr>
       </w:pPr>
-      <w:proofErr w:type="spellStart"/>
-      <w:r>
-        <w:rPr>
-          <w:rFonts w:ascii="Times New Roman" w:eastAsia="Times New Roman" w:hAnsi="Times New Roman" w:cs="Times New Roman"/>
-          <w:b/>
-          <w:bCs/>
-          <w:sz w:val="22"/>
-          <w:szCs w:val="24"/>
-          <w:lang w:eastAsia="en-US"/>
-        </w:rPr>
-        <w:t>Observability</w:t>
-      </w:r>
-      <w:proofErr w:type="spellEnd"/>
-      <w:r>
-        <w:rPr>
-          <w:rFonts w:ascii="Times New Roman" w:eastAsia="Times New Roman" w:hAnsi="Times New Roman" w:cs="Times New Roman"/>
-          <w:b/>
-          <w:bCs/>
-          <w:sz w:val="22"/>
-          <w:szCs w:val="24"/>
-          <w:lang w:eastAsia="en-US"/>
-        </w:rPr>
-        <w:t xml:space="preserve"> / Quality / Security:</w:t>
-      </w:r>
-      <w:r>
-        <w:rPr>
-          <w:rFonts w:ascii="Times New Roman" w:eastAsia="Times New Roman" w:hAnsi="Times New Roman" w:cs="Times New Roman"/>
-          <w:sz w:val="22"/>
-          <w:szCs w:val="24"/>
-          <w:lang w:eastAsia="en-US"/>
-        </w:rPr>
-        <w:t xml:space="preserve"> </w:t>
-      </w:r>
-      <w:proofErr w:type="spellStart"/>
-      <w:r>
-        <w:rPr>
-          <w:rFonts w:ascii="Times New Roman" w:eastAsia="Times New Roman" w:hAnsi="Times New Roman" w:cs="Times New Roman"/>
-          <w:sz w:val="22"/>
-          <w:szCs w:val="24"/>
-          <w:lang w:eastAsia="en-US"/>
-        </w:rPr>
-        <w:t>OpenTelemetry</w:t>
-      </w:r>
-      <w:proofErr w:type="spellEnd"/>
-      <w:r>
-        <w:rPr>
-          <w:rFonts w:ascii="Times New Roman" w:eastAsia="Times New Roman" w:hAnsi="Times New Roman" w:cs="Times New Roman"/>
-          <w:sz w:val="22"/>
-          <w:szCs w:val="24"/>
-          <w:lang w:eastAsia="en-US"/>
-        </w:rPr>
-        <w:t xml:space="preserve"> basics, Prometheus/</w:t>
-      </w:r>
-      <w:proofErr w:type="spellStart"/>
-      <w:r>
-        <w:rPr>
-          <w:rFonts w:ascii="Times New Roman" w:eastAsia="Times New Roman" w:hAnsi="Times New Roman" w:cs="Times New Roman"/>
-          <w:sz w:val="22"/>
-          <w:szCs w:val="24"/>
-          <w:lang w:eastAsia="en-US"/>
-        </w:rPr>
-        <w:t>Grafana</w:t>
-      </w:r>
-      <w:proofErr w:type="spellEnd"/>
-      <w:r>
-        <w:rPr>
-          <w:rFonts w:ascii="Times New Roman" w:eastAsia="Times New Roman" w:hAnsi="Times New Roman" w:cs="Times New Roman"/>
-          <w:sz w:val="22"/>
-          <w:szCs w:val="24"/>
-          <w:lang w:eastAsia="en-US"/>
-        </w:rPr>
-        <w:t xml:space="preserve"> basics, Sentry, structured logging, distributed tracing basics, OWASP security practices, rate limiting, </w:t>
-      </w:r>
-      <w:proofErr w:type="spellStart"/>
+      <w:r>
+        <w:rPr>
+          <w:rFonts w:ascii="Times New Roman" w:eastAsia="Times New Roman" w:hAnsi="Times New Roman" w:cs="Times New Roman"/>
+          <w:b/>
+          <w:bCs/>
+          <w:sz w:val="22"/>
+          <w:szCs w:val="24"/>
+          <w:lang w:eastAsia="en-US"/>
+        </w:rPr>
+        <w:t>Observability / Quality / Security:</w:t>
+      </w:r>
+      <w:r>
+        <w:rPr>
+          <w:rFonts w:ascii="Times New Roman" w:eastAsia="Times New Roman" w:hAnsi="Times New Roman" w:cs="Times New Roman"/>
+          <w:sz w:val="22"/>
+          <w:szCs w:val="24"/>
+          <w:lang w:eastAsia="en-US"/>
+        </w:rPr>
+        <w:t xml:space="preserve"> OpenTelemetry basics, Prometheus/Grafana basics, Sentry, structured logging, distributed tracing basics, OWASP security practices, rate limiting, </w:t>
+      </w:r>
       <w:r>
         <w:rPr>
           <w:rFonts w:ascii="Times New Roman" w:eastAsia="Times New Roman" w:hAnsi="Times New Roman" w:cs="Times New Roman"/>
@@ -1286,75 +917,14 @@
         </w:rPr>
         <w:t>Pytest</w:t>
       </w:r>
-      <w:proofErr w:type="spellEnd"/>
-      <w:r>
-        <w:rPr>
-          <w:rFonts w:ascii="Times New Roman" w:eastAsia="Times New Roman" w:hAnsi="Times New Roman" w:cs="Times New Roman"/>
-          <w:sz w:val="22"/>
-          <w:szCs w:val="24"/>
-          <w:lang w:eastAsia="en-US"/>
-        </w:rPr>
-        <w:t xml:space="preserve">, Jest, </w:t>
-      </w:r>
-      <w:proofErr w:type="spellStart"/>
-      <w:r>
-        <w:rPr>
-          <w:rFonts w:ascii="Times New Roman" w:eastAsia="Times New Roman" w:hAnsi="Times New Roman" w:cs="Times New Roman"/>
-          <w:sz w:val="22"/>
-          <w:szCs w:val="24"/>
-          <w:lang w:eastAsia="en-US"/>
-        </w:rPr>
-        <w:t>Vue</w:t>
-      </w:r>
-      <w:proofErr w:type="spellEnd"/>
-      <w:r>
-        <w:rPr>
-          <w:rFonts w:ascii="Times New Roman" w:eastAsia="Times New Roman" w:hAnsi="Times New Roman" w:cs="Times New Roman"/>
-          <w:sz w:val="22"/>
-          <w:szCs w:val="24"/>
-          <w:lang w:eastAsia="en-US"/>
-        </w:rPr>
-        <w:t xml:space="preserve"> Test </w:t>
-      </w:r>
-      <w:proofErr w:type="spellStart"/>
-      <w:r>
-        <w:rPr>
-          <w:rFonts w:ascii="Times New Roman" w:eastAsia="Times New Roman" w:hAnsi="Times New Roman" w:cs="Times New Roman"/>
-          <w:sz w:val="22"/>
-          <w:szCs w:val="24"/>
-          <w:lang w:eastAsia="en-US"/>
-        </w:rPr>
-        <w:t>Utils</w:t>
-      </w:r>
-      <w:proofErr w:type="spellEnd"/>
-      <w:r>
-        <w:rPr>
-          <w:rFonts w:ascii="Times New Roman" w:eastAsia="Times New Roman" w:hAnsi="Times New Roman" w:cs="Times New Roman"/>
-          <w:sz w:val="22"/>
-          <w:szCs w:val="24"/>
-          <w:lang w:eastAsia="en-US"/>
-        </w:rPr>
-        <w:t xml:space="preserve">, </w:t>
-      </w:r>
-      <w:proofErr w:type="spellStart"/>
-      <w:r>
-        <w:rPr>
-          <w:rFonts w:ascii="Times New Roman" w:eastAsia="Times New Roman" w:hAnsi="Times New Roman" w:cs="Times New Roman"/>
-          <w:sz w:val="22"/>
-          <w:szCs w:val="24"/>
-          <w:lang w:eastAsia="en-US"/>
-        </w:rPr>
-        <w:t>Supertest</w:t>
-      </w:r>
-      <w:proofErr w:type="spellEnd"/>
-      <w:r>
-        <w:rPr>
-          <w:rFonts w:ascii="Times New Roman" w:eastAsia="Times New Roman" w:hAnsi="Times New Roman" w:cs="Times New Roman"/>
-          <w:sz w:val="22"/>
-          <w:szCs w:val="24"/>
-          <w:lang w:eastAsia="en-US"/>
-        </w:rPr>
-        <w:t>, Cypress, Playwright, unit testing, integration testing, contract testing, end-to-end testing, API testing, error monitoring</w:t>
+      <w:r>
+        <w:rPr>
+          <w:rFonts w:ascii="Times New Roman" w:eastAsia="Times New Roman" w:hAnsi="Times New Roman" w:cs="Times New Roman"/>
+          <w:sz w:val="22"/>
+          <w:szCs w:val="24"/>
+          <w:lang w:eastAsia="en-US"/>
+        </w:rPr>
+        <w:t>, Jest, Vue Test Utils, Supertest, Cypress, Playwright, unit testing, integration testing, contract testing, end-to-end testing, API testing, error monitoring</w:t>
       </w:r>
     </w:p>
     <w:p>
@@ -1511,7 +1081,6 @@
         </w:rPr>
         <w:t xml:space="preserve">, </w:t>
       </w:r>
-      <w:proofErr w:type="spellStart"/>
       <w:r>
         <w:rPr>
           <w:rFonts w:ascii="Times New Roman" w:eastAsia="Times New Roman" w:hAnsi="Times New Roman" w:cs="Times New Roman"/>
@@ -1523,7 +1092,6 @@
         </w:rPr>
         <w:t>FastAPI</w:t>
       </w:r>
-      <w:proofErr w:type="spellEnd"/>
       <w:r>
         <w:rPr>
           <w:rFonts w:ascii="Times New Roman" w:eastAsia="Times New Roman" w:hAnsi="Times New Roman" w:cs="Times New Roman"/>
@@ -1533,29 +1101,16 @@
         </w:rPr>
         <w:t xml:space="preserve">, and </w:t>
       </w:r>
-      <w:proofErr w:type="spellStart"/>
-      <w:r>
-        <w:rPr>
-          <w:rFonts w:ascii="Times New Roman" w:eastAsia="Times New Roman" w:hAnsi="Times New Roman" w:cs="Times New Roman"/>
-          <w:b/>
-          <w:bCs/>
-          <w:sz w:val="22"/>
-          <w:szCs w:val="24"/>
-          <w:lang w:eastAsia="en-US"/>
-        </w:rPr>
-        <w:t>Vue</w:t>
-      </w:r>
-      <w:proofErr w:type="spellEnd"/>
-      <w:r>
-        <w:rPr>
-          <w:rFonts w:ascii="Times New Roman" w:eastAsia="Times New Roman" w:hAnsi="Times New Roman" w:cs="Times New Roman"/>
-          <w:b/>
-          <w:bCs/>
-          <w:sz w:val="22"/>
-          <w:szCs w:val="24"/>
-          <w:lang w:eastAsia="en-US"/>
-        </w:rPr>
-        <w:t xml:space="preserve"> 3</w:t>
+      <w:r>
+        <w:rPr>
+          <w:rFonts w:ascii="Times New Roman" w:eastAsia="Times New Roman" w:hAnsi="Times New Roman" w:cs="Times New Roman"/>
+          <w:b/>
+          <w:bCs/>
+          <w:sz w:val="22"/>
+          <w:szCs w:val="24"/>
+          <w:lang w:eastAsia="en-US"/>
+        </w:rPr>
+        <w:t>Vue 3</w:t>
       </w:r>
       <w:r>
         <w:rPr>
@@ -1592,29 +1147,16 @@
         </w:rPr>
         <w:t xml:space="preserve">Owned unstable form-heavy screens that regularly produced edge-case validation bugs, then rebuilt shared interaction patterns with </w:t>
       </w:r>
-      <w:proofErr w:type="spellStart"/>
-      <w:r>
-        <w:rPr>
-          <w:rFonts w:ascii="Times New Roman" w:eastAsia="Times New Roman" w:hAnsi="Times New Roman" w:cs="Times New Roman"/>
-          <w:b/>
-          <w:bCs/>
-          <w:sz w:val="22"/>
-          <w:szCs w:val="24"/>
-          <w:lang w:eastAsia="en-US"/>
-        </w:rPr>
-        <w:t>Vue</w:t>
-      </w:r>
-      <w:proofErr w:type="spellEnd"/>
-      <w:r>
-        <w:rPr>
-          <w:rFonts w:ascii="Times New Roman" w:eastAsia="Times New Roman" w:hAnsi="Times New Roman" w:cs="Times New Roman"/>
-          <w:b/>
-          <w:bCs/>
-          <w:sz w:val="22"/>
-          <w:szCs w:val="24"/>
-          <w:lang w:eastAsia="en-US"/>
-        </w:rPr>
-        <w:t xml:space="preserve"> 3</w:t>
+      <w:r>
+        <w:rPr>
+          <w:rFonts w:ascii="Times New Roman" w:eastAsia="Times New Roman" w:hAnsi="Times New Roman" w:cs="Times New Roman"/>
+          <w:b/>
+          <w:bCs/>
+          <w:sz w:val="22"/>
+          <w:szCs w:val="24"/>
+          <w:lang w:eastAsia="en-US"/>
+        </w:rPr>
+        <w:t>Vue 3</w:t>
       </w:r>
       <w:r>
         <w:rPr>
@@ -1645,7 +1187,6 @@
         </w:rPr>
         <w:t xml:space="preserve">, and </w:t>
       </w:r>
-      <w:proofErr w:type="spellStart"/>
       <w:r>
         <w:rPr>
           <w:rFonts w:ascii="Times New Roman" w:eastAsia="Times New Roman" w:hAnsi="Times New Roman" w:cs="Times New Roman"/>
@@ -1657,7 +1198,6 @@
         </w:rPr>
         <w:t>TypeScript</w:t>
       </w:r>
-      <w:proofErr w:type="spellEnd"/>
       <w:r>
         <w:rPr>
           <w:rFonts w:ascii="Times New Roman" w:eastAsia="Times New Roman" w:hAnsi="Times New Roman" w:cs="Times New Roman"/>
@@ -1693,7 +1233,6 @@
         </w:rPr>
         <w:t xml:space="preserve">Investigated recurring API failures that surfaced as partial page crashes, then tightened validation rules, normalized error contracts, and improved response handling in </w:t>
       </w:r>
-      <w:proofErr w:type="spellStart"/>
       <w:r>
         <w:rPr>
           <w:rFonts w:ascii="Times New Roman" w:eastAsia="Times New Roman" w:hAnsi="Times New Roman" w:cs="Times New Roman"/>
@@ -1705,7 +1244,6 @@
         </w:rPr>
         <w:t>FastAPI</w:t>
       </w:r>
-      <w:proofErr w:type="spellEnd"/>
       <w:r>
         <w:rPr>
           <w:rFonts w:ascii="Times New Roman" w:eastAsia="Times New Roman" w:hAnsi="Times New Roman" w:cs="Times New Roman"/>
@@ -1741,7 +1279,6 @@
         </w:rPr>
         <w:t xml:space="preserve">Addressed slow dashboard behavior by profiling expensive query paths, reducing unnecessary joins, and applying selective </w:t>
       </w:r>
-      <w:proofErr w:type="spellStart"/>
       <w:r>
         <w:rPr>
           <w:rFonts w:ascii="Times New Roman" w:eastAsia="Times New Roman" w:hAnsi="Times New Roman" w:cs="Times New Roman"/>
@@ -1753,7 +1290,6 @@
         </w:rPr>
         <w:t>Redis</w:t>
       </w:r>
-      <w:proofErr w:type="spellEnd"/>
       <w:r>
         <w:rPr>
           <w:rFonts w:ascii="Times New Roman" w:eastAsia="Times New Roman" w:hAnsi="Times New Roman" w:cs="Times New Roman"/>
@@ -1855,7 +1391,6 @@
         </w:rPr>
         <w:t xml:space="preserve"> workers backed by </w:t>
       </w:r>
-      <w:proofErr w:type="spellStart"/>
       <w:r>
         <w:rPr>
           <w:rFonts w:ascii="Times New Roman" w:eastAsia="Times New Roman" w:hAnsi="Times New Roman" w:cs="Times New Roman"/>
@@ -1867,7 +1402,6 @@
         </w:rPr>
         <w:t>Redis</w:t>
       </w:r>
-      <w:proofErr w:type="spellEnd"/>
       <w:r>
         <w:rPr>
           <w:rFonts w:ascii="Times New Roman" w:eastAsia="Times New Roman" w:hAnsi="Times New Roman" w:cs="Times New Roman"/>
@@ -1921,27 +1455,7 @@
           <w:szCs w:val="24"/>
           <w:lang w:eastAsia="en-US"/>
         </w:rPr>
-        <w:t xml:space="preserve">Strengthened weak </w:t>
-      </w:r>
-      <w:proofErr w:type="spellStart"/>
-      <w:r>
-        <w:rPr>
-          <w:rFonts w:ascii="Times New Roman" w:eastAsia="Times New Roman" w:hAnsi="Times New Roman" w:cs="Times New Roman"/>
-          <w:sz w:val="22"/>
-          <w:szCs w:val="24"/>
-          <w:lang w:eastAsia="en-US"/>
-        </w:rPr>
-        <w:t>observability</w:t>
-      </w:r>
-      <w:proofErr w:type="spellEnd"/>
-      <w:r>
-        <w:rPr>
-          <w:rFonts w:ascii="Times New Roman" w:eastAsia="Times New Roman" w:hAnsi="Times New Roman" w:cs="Times New Roman"/>
-          <w:sz w:val="22"/>
-          <w:szCs w:val="24"/>
-          <w:lang w:eastAsia="en-US"/>
-        </w:rPr>
-        <w:t xml:space="preserve"> across request and worker flows by adding structured logging, </w:t>
+        <w:t xml:space="preserve">Strengthened weak observability across request and worker flows by adding structured logging, </w:t>
       </w:r>
       <w:r>
         <w:rPr>
@@ -1963,7 +1477,6 @@
         </w:rPr>
         <w:t xml:space="preserve">, and basic </w:t>
       </w:r>
-      <w:proofErr w:type="spellStart"/>
       <w:r>
         <w:rPr>
           <w:rFonts w:ascii="Times New Roman" w:eastAsia="Times New Roman" w:hAnsi="Times New Roman" w:cs="Times New Roman"/>
@@ -1975,7 +1488,6 @@
         </w:rPr>
         <w:t>OpenTelemetry</w:t>
       </w:r>
-      <w:proofErr w:type="spellEnd"/>
       <w:r>
         <w:rPr>
           <w:rFonts w:ascii="Times New Roman" w:eastAsia="Times New Roman" w:hAnsi="Times New Roman" w:cs="Times New Roman"/>
@@ -2064,7 +1576,6 @@
         </w:rPr>
         <w:t xml:space="preserve">Improved release confidence by expanding automated coverage with </w:t>
       </w:r>
-      <w:proofErr w:type="spellStart"/>
       <w:r>
         <w:rPr>
           <w:rFonts w:ascii="Times New Roman" w:eastAsia="Times New Roman" w:hAnsi="Times New Roman" w:cs="Times New Roman"/>
@@ -2076,7 +1587,6 @@
         </w:rPr>
         <w:t>Pytest</w:t>
       </w:r>
-      <w:proofErr w:type="spellEnd"/>
       <w:r>
         <w:rPr>
           <w:rFonts w:ascii="Times New Roman" w:eastAsia="Times New Roman" w:hAnsi="Times New Roman" w:cs="Times New Roman"/>
@@ -2106,43 +1616,17 @@
         </w:rPr>
         <w:t xml:space="preserve">, </w:t>
       </w:r>
-      <w:proofErr w:type="spellStart"/>
-      <w:r>
-        <w:rPr>
-          <w:rFonts w:ascii="Times New Roman" w:eastAsia="Times New Roman" w:hAnsi="Times New Roman" w:cs="Times New Roman"/>
-          <w:b/>
-          <w:bCs/>
-          <w:sz w:val="22"/>
-          <w:szCs w:val="24"/>
-          <w:lang w:eastAsia="en-US"/>
-        </w:rPr>
-        <w:t>Vue</w:t>
-      </w:r>
-      <w:proofErr w:type="spellEnd"/>
-      <w:r>
-        <w:rPr>
-          <w:rFonts w:ascii="Times New Roman" w:eastAsia="Times New Roman" w:hAnsi="Times New Roman" w:cs="Times New Roman"/>
-          <w:b/>
-          <w:bCs/>
-          <w:sz w:val="22"/>
-          <w:szCs w:val="24"/>
-          <w:lang w:eastAsia="en-US"/>
-        </w:rPr>
-        <w:t xml:space="preserve"> Test </w:t>
-      </w:r>
-      <w:proofErr w:type="spellStart"/>
-      <w:r>
-        <w:rPr>
-          <w:rFonts w:ascii="Times New Roman" w:eastAsia="Times New Roman" w:hAnsi="Times New Roman" w:cs="Times New Roman"/>
-          <w:b/>
-          <w:bCs/>
-          <w:sz w:val="22"/>
-          <w:szCs w:val="24"/>
-          <w:lang w:eastAsia="en-US"/>
-        </w:rPr>
-        <w:t>Utils</w:t>
-      </w:r>
-      <w:proofErr w:type="spellEnd"/>
+      <w:r>
+        <w:rPr>
+          <w:rFonts w:ascii="Times New Roman" w:eastAsia="Times New Roman" w:hAnsi="Times New Roman" w:cs="Times New Roman"/>
+          <w:b/>
+          <w:bCs/>
+          <w:sz w:val="22"/>
+          <w:szCs w:val="24"/>
+          <w:lang w:eastAsia="en-US"/>
+        </w:rPr>
+        <w:t>Vue Test Utils</w:t>
+      </w:r>
       <w:r>
         <w:rPr>
           <w:rFonts w:ascii="Times New Roman" w:eastAsia="Times New Roman" w:hAnsi="Times New Roman" w:cs="Times New Roman"/>
@@ -2152,7 +1636,6 @@
         </w:rPr>
         <w:t xml:space="preserve">, and </w:t>
       </w:r>
-      <w:proofErr w:type="spellStart"/>
       <w:r>
         <w:rPr>
           <w:rFonts w:ascii="Times New Roman" w:eastAsia="Times New Roman" w:hAnsi="Times New Roman" w:cs="Times New Roman"/>
@@ -2164,7 +1647,6 @@
         </w:rPr>
         <w:t>Supertest</w:t>
       </w:r>
-      <w:proofErr w:type="spellEnd"/>
       <w:r>
         <w:rPr>
           <w:rFonts w:ascii="Times New Roman" w:eastAsia="Times New Roman" w:hAnsi="Times New Roman" w:cs="Times New Roman"/>
@@ -2382,7 +1864,6 @@
         </w:rPr>
         <w:t xml:space="preserve">, </w:t>
       </w:r>
-      <w:proofErr w:type="spellStart"/>
       <w:r>
         <w:rPr>
           <w:rFonts w:ascii="Times New Roman" w:eastAsia="Times New Roman" w:hAnsi="Times New Roman" w:cs="Times New Roman"/>
@@ -2394,7 +1875,6 @@
         </w:rPr>
         <w:t>Django</w:t>
       </w:r>
-      <w:proofErr w:type="spellEnd"/>
       <w:r>
         <w:rPr>
           <w:rFonts w:ascii="Times New Roman" w:eastAsia="Times New Roman" w:hAnsi="Times New Roman" w:cs="Times New Roman"/>
@@ -2404,7 +1884,6 @@
         </w:rPr>
         <w:t xml:space="preserve">, </w:t>
       </w:r>
-      <w:proofErr w:type="spellStart"/>
       <w:r>
         <w:rPr>
           <w:rFonts w:ascii="Times New Roman" w:eastAsia="Times New Roman" w:hAnsi="Times New Roman" w:cs="Times New Roman"/>
@@ -2416,7 +1895,6 @@
         </w:rPr>
         <w:t>FastAPI</w:t>
       </w:r>
-      <w:proofErr w:type="spellEnd"/>
       <w:r>
         <w:rPr>
           <w:rFonts w:ascii="Times New Roman" w:eastAsia="Times New Roman" w:hAnsi="Times New Roman" w:cs="Times New Roman"/>
@@ -2426,29 +1904,16 @@
         </w:rPr>
         <w:t xml:space="preserve">, </w:t>
       </w:r>
-      <w:proofErr w:type="spellStart"/>
-      <w:r>
-        <w:rPr>
-          <w:rFonts w:ascii="Times New Roman" w:eastAsia="Times New Roman" w:hAnsi="Times New Roman" w:cs="Times New Roman"/>
-          <w:b/>
-          <w:bCs/>
-          <w:sz w:val="22"/>
-          <w:szCs w:val="24"/>
-          <w:lang w:eastAsia="en-US"/>
-        </w:rPr>
-        <w:t>Vue</w:t>
-      </w:r>
-      <w:proofErr w:type="spellEnd"/>
-      <w:r>
-        <w:rPr>
-          <w:rFonts w:ascii="Times New Roman" w:eastAsia="Times New Roman" w:hAnsi="Times New Roman" w:cs="Times New Roman"/>
-          <w:b/>
-          <w:bCs/>
-          <w:sz w:val="22"/>
-          <w:szCs w:val="24"/>
-          <w:lang w:eastAsia="en-US"/>
-        </w:rPr>
-        <w:t xml:space="preserve"> 2–3</w:t>
+      <w:r>
+        <w:rPr>
+          <w:rFonts w:ascii="Times New Roman" w:eastAsia="Times New Roman" w:hAnsi="Times New Roman" w:cs="Times New Roman"/>
+          <w:b/>
+          <w:bCs/>
+          <w:sz w:val="22"/>
+          <w:szCs w:val="24"/>
+          <w:lang w:eastAsia="en-US"/>
+        </w:rPr>
+        <w:t>Vue 2–3</w:t>
       </w:r>
       <w:r>
         <w:rPr>
@@ -2459,7 +1924,6 @@
         </w:rPr>
         <w:t xml:space="preserve">, and </w:t>
       </w:r>
-      <w:proofErr w:type="spellStart"/>
       <w:r>
         <w:rPr>
           <w:rFonts w:ascii="Times New Roman" w:eastAsia="Times New Roman" w:hAnsi="Times New Roman" w:cs="Times New Roman"/>
@@ -2471,7 +1935,6 @@
         </w:rPr>
         <w:t>TypeScript</w:t>
       </w:r>
-      <w:proofErr w:type="spellEnd"/>
       <w:r>
         <w:rPr>
           <w:rFonts w:ascii="Times New Roman" w:eastAsia="Times New Roman" w:hAnsi="Times New Roman" w:cs="Times New Roman"/>
@@ -2525,47 +1988,7 @@
           <w:szCs w:val="24"/>
           <w:lang w:eastAsia="en-US"/>
         </w:rPr>
-        <w:t xml:space="preserve"> logic toward more maintainable shared </w:t>
-      </w:r>
-      <w:proofErr w:type="spellStart"/>
-      <w:r>
-        <w:rPr>
-          <w:rFonts w:ascii="Times New Roman" w:eastAsia="Times New Roman" w:hAnsi="Times New Roman" w:cs="Times New Roman"/>
-          <w:sz w:val="22"/>
-          <w:szCs w:val="24"/>
-          <w:lang w:eastAsia="en-US"/>
-        </w:rPr>
-        <w:t>composables</w:t>
-      </w:r>
-      <w:proofErr w:type="spellEnd"/>
-      <w:r>
-        <w:rPr>
-          <w:rFonts w:ascii="Times New Roman" w:eastAsia="Times New Roman" w:hAnsi="Times New Roman" w:cs="Times New Roman"/>
-          <w:sz w:val="22"/>
-          <w:szCs w:val="24"/>
-          <w:lang w:eastAsia="en-US"/>
-        </w:rPr>
-        <w:t xml:space="preserve"> where appropriate, reducing duplication and making </w:t>
-      </w:r>
-      <w:proofErr w:type="spellStart"/>
-      <w:r>
-        <w:rPr>
-          <w:rFonts w:ascii="Times New Roman" w:eastAsia="Times New Roman" w:hAnsi="Times New Roman" w:cs="Times New Roman"/>
-          <w:sz w:val="22"/>
-          <w:szCs w:val="24"/>
-          <w:lang w:eastAsia="en-US"/>
-        </w:rPr>
-        <w:t>stateful</w:t>
-      </w:r>
-      <w:proofErr w:type="spellEnd"/>
-      <w:r>
-        <w:rPr>
-          <w:rFonts w:ascii="Times New Roman" w:eastAsia="Times New Roman" w:hAnsi="Times New Roman" w:cs="Times New Roman"/>
-          <w:sz w:val="22"/>
-          <w:szCs w:val="24"/>
-          <w:lang w:eastAsia="en-US"/>
-        </w:rPr>
-        <w:t xml:space="preserve"> UI behavior easier to reason about.</w:t>
+        <w:t xml:space="preserve"> logic toward more maintainable shared composables where appropriate, reducing duplication and making stateful UI behavior easier to reason about.</w:t>
       </w:r>
     </w:p>
     <w:p>
@@ -2593,7 +2016,6 @@
         </w:rPr>
         <w:t xml:space="preserve">Built reusable forms, tables, and validation patterns in </w:t>
       </w:r>
-      <w:proofErr w:type="spellStart"/>
       <w:r>
         <w:rPr>
           <w:rFonts w:ascii="Times New Roman" w:eastAsia="Times New Roman" w:hAnsi="Times New Roman" w:cs="Times New Roman"/>
@@ -2605,7 +2027,6 @@
         </w:rPr>
         <w:t>Vue</w:t>
       </w:r>
-      <w:proofErr w:type="spellEnd"/>
       <w:r>
         <w:rPr>
           <w:rFonts w:ascii="Times New Roman" w:eastAsia="Times New Roman" w:hAnsi="Times New Roman" w:cs="Times New Roman"/>
@@ -2615,7 +2036,6 @@
         </w:rPr>
         <w:t xml:space="preserve"> and </w:t>
       </w:r>
-      <w:proofErr w:type="spellStart"/>
       <w:r>
         <w:rPr>
           <w:rFonts w:ascii="Times New Roman" w:eastAsia="Times New Roman" w:hAnsi="Times New Roman" w:cs="Times New Roman"/>
@@ -2627,7 +2047,6 @@
         </w:rPr>
         <w:t>TypeScript</w:t>
       </w:r>
-      <w:proofErr w:type="spellEnd"/>
       <w:r>
         <w:rPr>
           <w:rFonts w:ascii="Times New Roman" w:eastAsia="Times New Roman" w:hAnsi="Times New Roman" w:cs="Times New Roman"/>
@@ -2709,7 +2128,6 @@
         </w:rPr>
         <w:t xml:space="preserve">Investigated inconsistent dashboard totals by tracing update sequencing and </w:t>
       </w:r>
-      <w:proofErr w:type="spellStart"/>
       <w:r>
         <w:rPr>
           <w:rFonts w:ascii="Times New Roman" w:eastAsia="Times New Roman" w:hAnsi="Times New Roman" w:cs="Times New Roman"/>
@@ -2721,7 +2139,6 @@
         </w:rPr>
         <w:t>Redis</w:t>
       </w:r>
-      <w:proofErr w:type="spellEnd"/>
       <w:r>
         <w:rPr>
           <w:rFonts w:ascii="Times New Roman" w:eastAsia="Times New Roman" w:hAnsi="Times New Roman" w:cs="Times New Roman"/>
@@ -2777,7 +2194,6 @@
         </w:rPr>
         <w:t xml:space="preserve"> and </w:t>
       </w:r>
-      <w:proofErr w:type="spellStart"/>
       <w:r>
         <w:rPr>
           <w:rFonts w:ascii="Times New Roman" w:eastAsia="Times New Roman" w:hAnsi="Times New Roman" w:cs="Times New Roman"/>
@@ -2789,7 +2205,6 @@
         </w:rPr>
         <w:t>Redis</w:t>
       </w:r>
-      <w:proofErr w:type="spellEnd"/>
       <w:r>
         <w:rPr>
           <w:rFonts w:ascii="Times New Roman" w:eastAsia="Times New Roman" w:hAnsi="Times New Roman" w:cs="Times New Roman"/>
@@ -2891,7 +2306,6 @@
         </w:rPr>
         <w:t xml:space="preserve">Helped standardize local and deployment environments with </w:t>
       </w:r>
-      <w:proofErr w:type="spellStart"/>
       <w:r>
         <w:rPr>
           <w:rFonts w:ascii="Times New Roman" w:eastAsia="Times New Roman" w:hAnsi="Times New Roman" w:cs="Times New Roman"/>
@@ -2903,7 +2317,6 @@
         </w:rPr>
         <w:t>Docker</w:t>
       </w:r>
-      <w:proofErr w:type="spellEnd"/>
       <w:r>
         <w:rPr>
           <w:rFonts w:ascii="Times New Roman" w:eastAsia="Times New Roman" w:hAnsi="Times New Roman" w:cs="Times New Roman"/>
@@ -2965,7 +2378,6 @@
         </w:rPr>
         <w:t xml:space="preserve">Strengthened test coverage around API and service refactors with more disciplined </w:t>
       </w:r>
-      <w:proofErr w:type="spellStart"/>
       <w:r>
         <w:rPr>
           <w:rFonts w:ascii="Times New Roman" w:eastAsia="Times New Roman" w:hAnsi="Times New Roman" w:cs="Times New Roman"/>
@@ -2977,7 +2389,6 @@
         </w:rPr>
         <w:t>Pytest</w:t>
       </w:r>
-      <w:proofErr w:type="spellEnd"/>
       <w:r>
         <w:rPr>
           <w:rFonts w:ascii="Times New Roman" w:eastAsia="Times New Roman" w:hAnsi="Times New Roman" w:cs="Times New Roman"/>
@@ -3074,7 +2485,6 @@
           <w:szCs w:val="28"/>
         </w:rPr>
       </w:pPr>
-      <w:proofErr w:type="spellStart"/>
       <w:r>
         <w:rPr>
           <w:rFonts w:asciiTheme="majorBidi" w:hAnsiTheme="majorBidi" w:cstheme="majorBidi"/>
@@ -3083,7 +2493,6 @@
         </w:rPr>
         <w:t>Datamart</w:t>
       </w:r>
-      <w:proofErr w:type="spellEnd"/>
       <w:r>
         <w:rPr>
           <w:rFonts w:asciiTheme="majorBidi" w:hAnsiTheme="majorBidi" w:cstheme="majorBidi"/>
@@ -3189,7 +2598,6 @@
         </w:rPr>
         <w:t xml:space="preserve">, </w:t>
       </w:r>
-      <w:proofErr w:type="spellStart"/>
       <w:r>
         <w:rPr>
           <w:rFonts w:ascii="Times New Roman" w:eastAsia="Times New Roman" w:hAnsi="Times New Roman" w:cs="Times New Roman"/>
@@ -3201,7 +2609,6 @@
         </w:rPr>
         <w:t>Django</w:t>
       </w:r>
-      <w:proofErr w:type="spellEnd"/>
       <w:r>
         <w:rPr>
           <w:rFonts w:ascii="Times New Roman" w:eastAsia="Times New Roman" w:hAnsi="Times New Roman" w:cs="Times New Roman"/>
@@ -3231,7 +2638,6 @@
         </w:rPr>
         <w:t xml:space="preserve">, and early </w:t>
       </w:r>
-      <w:proofErr w:type="spellStart"/>
       <w:r>
         <w:rPr>
           <w:rFonts w:ascii="Times New Roman" w:eastAsia="Times New Roman" w:hAnsi="Times New Roman" w:cs="Times New Roman"/>
@@ -3243,7 +2649,6 @@
         </w:rPr>
         <w:t>Vue</w:t>
       </w:r>
-      <w:proofErr w:type="spellEnd"/>
       <w:r>
         <w:rPr>
           <w:rFonts w:ascii="Times New Roman" w:eastAsia="Times New Roman" w:hAnsi="Times New Roman" w:cs="Times New Roman"/>
@@ -3352,7 +2757,6 @@
         </w:rPr>
         <w:t xml:space="preserve">Helped modernize interaction-heavy areas by moving selected screens from template-heavy rendering toward component-based </w:t>
       </w:r>
-      <w:proofErr w:type="spellStart"/>
       <w:r>
         <w:rPr>
           <w:rFonts w:ascii="Times New Roman" w:eastAsia="Times New Roman" w:hAnsi="Times New Roman" w:cs="Times New Roman"/>
@@ -3364,7 +2768,6 @@
         </w:rPr>
         <w:t>Vue</w:t>
       </w:r>
-      <w:proofErr w:type="spellEnd"/>
       <w:r>
         <w:rPr>
           <w:rFonts w:ascii="Times New Roman" w:eastAsia="Times New Roman" w:hAnsi="Times New Roman" w:cs="Times New Roman"/>
@@ -3398,27 +2801,7 @@
           <w:szCs w:val="24"/>
           <w:lang w:eastAsia="en-US"/>
         </w:rPr>
-        <w:t xml:space="preserve">Solved a persistent reporting bug caused by </w:t>
-      </w:r>
-      <w:proofErr w:type="spellStart"/>
-      <w:r>
-        <w:rPr>
-          <w:rFonts w:ascii="Times New Roman" w:eastAsia="Times New Roman" w:hAnsi="Times New Roman" w:cs="Times New Roman"/>
-          <w:sz w:val="22"/>
-          <w:szCs w:val="24"/>
-          <w:lang w:eastAsia="en-US"/>
-        </w:rPr>
-        <w:t>timezone</w:t>
-      </w:r>
-      <w:proofErr w:type="spellEnd"/>
-      <w:r>
-        <w:rPr>
-          <w:rFonts w:ascii="Times New Roman" w:eastAsia="Times New Roman" w:hAnsi="Times New Roman" w:cs="Times New Roman"/>
-          <w:sz w:val="22"/>
-          <w:szCs w:val="24"/>
-          <w:lang w:eastAsia="en-US"/>
-        </w:rPr>
-        <w:t xml:space="preserve"> mismatches between browser input, API handling, and database storage, then standardized parsing and persistence rules to restore reporting accuracy and reduce related errors by </w:t>
+        <w:t xml:space="preserve">Solved a persistent reporting bug caused by timezone mismatches between browser input, API handling, and database storage, then standardized parsing and persistence rules to restore reporting accuracy and reduce related errors by </w:t>
       </w:r>
       <w:r>
         <w:rPr>
@@ -3466,7 +2849,6 @@
         </w:rPr>
         <w:t xml:space="preserve">Improved slow reporting workflows by rewriting inefficient </w:t>
       </w:r>
-      <w:proofErr w:type="spellStart"/>
       <w:r>
         <w:rPr>
           <w:rFonts w:ascii="Times New Roman" w:eastAsia="Times New Roman" w:hAnsi="Times New Roman" w:cs="Times New Roman"/>
@@ -3478,7 +2860,6 @@
         </w:rPr>
         <w:t>PostgreSQL</w:t>
       </w:r>
-      <w:proofErr w:type="spellEnd"/>
       <w:r>
         <w:rPr>
           <w:rFonts w:ascii="Times New Roman" w:eastAsia="Times New Roman" w:hAnsi="Times New Roman" w:cs="Times New Roman"/>
@@ -3717,23 +3098,7 @@
           <w:rFonts w:asciiTheme="majorBidi" w:hAnsiTheme="majorBidi" w:cstheme="majorBidi"/>
           <w:szCs w:val="28"/>
         </w:rPr>
-        <w:t xml:space="preserve"> | </w:t>
-      </w:r>
-      <w:proofErr w:type="spellStart"/>
-      <w:r>
-        <w:rPr>
-          <w:rFonts w:asciiTheme="majorBidi" w:hAnsiTheme="majorBidi" w:cstheme="majorBidi"/>
-          <w:szCs w:val="28"/>
-        </w:rPr>
-        <w:t>Timișoara</w:t>
-      </w:r>
-      <w:proofErr w:type="spellEnd"/>
-      <w:r>
-        <w:rPr>
-          <w:rFonts w:asciiTheme="majorBidi" w:hAnsiTheme="majorBidi" w:cstheme="majorBidi"/>
-          <w:szCs w:val="28"/>
-        </w:rPr>
-        <w:t xml:space="preserve">, Romania </w:t>
+        <w:t xml:space="preserve"> | Timișoara, Romania </w:t>
       </w:r>
       <w:r>
         <w:rPr>
@@ -3808,7 +3173,6 @@
         </w:rPr>
         <w:t xml:space="preserve">, </w:t>
       </w:r>
-      <w:proofErr w:type="spellStart"/>
       <w:r>
         <w:rPr>
           <w:rFonts w:ascii="Times New Roman" w:eastAsia="Times New Roman" w:hAnsi="Times New Roman" w:cs="Times New Roman"/>
@@ -3820,7 +3184,6 @@
         </w:rPr>
         <w:t>Django</w:t>
       </w:r>
-      <w:proofErr w:type="spellEnd"/>
       <w:r>
         <w:rPr>
           <w:rFonts w:ascii="Times New Roman" w:eastAsia="Times New Roman" w:hAnsi="Times New Roman" w:cs="Times New Roman"/>

--- a/Gabriel/Python Vue/GABRIEL POPA.docx
+++ b/Gabriel/Python Vue/GABRIEL POPA.docx
@@ -91,6 +91,7 @@
         </w:rPr>
         <w:t xml:space="preserve"> </w:t>
       </w:r>
+      <w:proofErr w:type="spellStart"/>
       <w:r>
         <w:rPr>
           <w:b/>
@@ -100,6 +101,7 @@
         </w:rPr>
         <w:t>Vue</w:t>
       </w:r>
+      <w:proofErr w:type="spellEnd"/>
       <w:r>
         <w:rPr>
           <w:b/>
@@ -145,8 +147,7 @@
         </w:rPr>
         <w:t>/</w:t>
       </w:r>
-      <w:bookmarkStart w:id="0" w:name="_GoBack"/>
-      <w:bookmarkEnd w:id="0"/>
+      <w:proofErr w:type="spellStart"/>
       <w:r>
         <w:rPr>
           <w:b/>
@@ -156,6 +157,7 @@
         </w:rPr>
         <w:t>FastAPI</w:t>
       </w:r>
+      <w:proofErr w:type="spellEnd"/>
       <w:r>
         <w:rPr>
           <w:b/>
@@ -208,6 +210,7 @@
           <w:szCs w:val="27"/>
         </w:rPr>
       </w:pPr>
+      <w:proofErr w:type="spellStart"/>
       <w:r>
         <w:rPr>
           <w:rStyle w:val="NormalWebChar"/>
@@ -217,8 +220,9 @@
           <w:sz w:val="20"/>
           <w:szCs w:val="28"/>
         </w:rPr>
-        <w:t>Cluj, Romania</w:t>
-      </w:r>
+        <w:t>Cluj</w:t>
+      </w:r>
+      <w:proofErr w:type="spellEnd"/>
       <w:r>
         <w:rPr>
           <w:rStyle w:val="NormalWebChar"/>
@@ -228,50 +232,10 @@
           <w:sz w:val="20"/>
           <w:szCs w:val="28"/>
         </w:rPr>
-        <w:t xml:space="preserve"> | </w:t>
-      </w:r>
-      <w:r>
-        <w:rPr>
-          <w:rStyle w:val="NormalWebChar"/>
-          <w:rFonts w:asciiTheme="majorBidi" w:hAnsiTheme="majorBidi" w:cstheme="majorBidi"/>
-          <w:bCs/>
-          <w:color w:val="000000" w:themeColor="text1"/>
-          <w:sz w:val="20"/>
-          <w:szCs w:val="28"/>
-        </w:rPr>
-        <w:t xml:space="preserve">+40 764309991 | </w:t>
-      </w:r>
-      <w:r>
-        <w:rPr>
-          <w:rFonts w:asciiTheme="majorBidi" w:eastAsia="Times New Roman" w:hAnsiTheme="majorBidi" w:cstheme="majorBidi"/>
-          <w:bCs/>
-          <w:color w:val="000000" w:themeColor="text1"/>
-          <w:szCs w:val="27"/>
-          <w:lang w:eastAsia="en-US"/>
-        </w:rPr>
-        <w:t>popagabriel0523@outlook.com</w:t>
-      </w:r>
-      <w:r>
-        <w:rPr>
-          <w:rFonts w:asciiTheme="majorBidi" w:eastAsia="Times New Roman" w:hAnsiTheme="majorBidi" w:cstheme="majorBidi"/>
-          <w:bCs/>
-          <w:color w:val="000000" w:themeColor="text1"/>
-          <w:szCs w:val="27"/>
-          <w:lang w:eastAsia="en-US"/>
-        </w:rPr>
-        <w:t xml:space="preserve"> | </w:t>
-      </w:r>
-      <w:r>
-        <w:rPr>
-          <w:rStyle w:val="NormalWebChar"/>
-          <w:rFonts w:asciiTheme="majorBidi" w:hAnsiTheme="majorBidi" w:cstheme="majorBidi"/>
-          <w:bCs/>
-          <w:color w:val="000000" w:themeColor="text1"/>
-          <w:sz w:val="20"/>
-          <w:szCs w:val="27"/>
-        </w:rPr>
-        <w:t>https://www.linkedin.com/in/gabriel-popa-89ba643a4/</w:t>
-      </w:r>
+        <w:t>, Romania | +40 764309991 | gabrielpdev@outlook.com | https://www.linkedin.com/in/gabriel-popa-12890b414/</w:t>
+      </w:r>
+      <w:bookmarkStart w:id="0" w:name="_GoBack"/>
+      <w:bookmarkEnd w:id="0"/>
     </w:p>
     <w:p>
       <w:pPr>
@@ -378,6 +342,7 @@
         </w:rPr>
         <w:t xml:space="preserve">, </w:t>
       </w:r>
+      <w:proofErr w:type="spellStart"/>
       <w:r>
         <w:rPr>
           <w:rStyle w:val="Strong"/>
@@ -386,6 +351,7 @@
         </w:rPr>
         <w:t>FastAPI</w:t>
       </w:r>
+      <w:proofErr w:type="spellEnd"/>
       <w:r>
         <w:rPr>
           <w:rFonts w:ascii="Times New Roman" w:hAnsi="Times New Roman" w:cs="Times New Roman"/>
@@ -393,28 +359,23 @@
         </w:rPr>
         <w:t xml:space="preserve">, </w:t>
       </w:r>
+      <w:proofErr w:type="spellStart"/>
       <w:r>
         <w:rPr>
           <w:rStyle w:val="Strong"/>
           <w:rFonts w:ascii="Times New Roman" w:hAnsi="Times New Roman" w:cs="Times New Roman"/>
           <w:sz w:val="22"/>
         </w:rPr>
-        <w:t>Vue 2–3</w:t>
-      </w:r>
-      <w:r>
-        <w:rPr>
-          <w:rFonts w:ascii="Times New Roman" w:hAnsi="Times New Roman" w:cs="Times New Roman"/>
-          <w:sz w:val="22"/>
-        </w:rPr>
-        <w:t xml:space="preserve">, </w:t>
-      </w:r>
+        <w:t>Vue</w:t>
+      </w:r>
+      <w:proofErr w:type="spellEnd"/>
       <w:r>
         <w:rPr>
           <w:rStyle w:val="Strong"/>
           <w:rFonts w:ascii="Times New Roman" w:hAnsi="Times New Roman" w:cs="Times New Roman"/>
           <w:sz w:val="22"/>
         </w:rPr>
-        <w:t>JavaScript/TypeScript</w:t>
+        <w:t xml:space="preserve"> 2–3</w:t>
       </w:r>
       <w:r>
         <w:rPr>
@@ -429,23 +390,18 @@
           <w:rFonts w:ascii="Times New Roman" w:hAnsi="Times New Roman" w:cs="Times New Roman"/>
           <w:sz w:val="22"/>
         </w:rPr>
-        <w:t>PostgreSQL</w:t>
-      </w:r>
-      <w:r>
-        <w:rPr>
-          <w:rFonts w:ascii="Times New Roman" w:hAnsi="Times New Roman" w:cs="Times New Roman"/>
-          <w:sz w:val="22"/>
-        </w:rPr>
-        <w:t xml:space="preserve">, </w:t>
-      </w:r>
+        <w:t>JavaScript/</w:t>
+      </w:r>
+      <w:proofErr w:type="spellStart"/>
       <w:r>
         <w:rPr>
           <w:rStyle w:val="Strong"/>
           <w:rFonts w:ascii="Times New Roman" w:hAnsi="Times New Roman" w:cs="Times New Roman"/>
           <w:sz w:val="22"/>
         </w:rPr>
-        <w:t>Redis</w:t>
-      </w:r>
+        <w:t>TypeScript</w:t>
+      </w:r>
+      <w:proofErr w:type="spellEnd"/>
       <w:r>
         <w:rPr>
           <w:rFonts w:ascii="Times New Roman" w:hAnsi="Times New Roman" w:cs="Times New Roman"/>
@@ -459,7 +415,7 @@
           <w:rFonts w:ascii="Times New Roman" w:hAnsi="Times New Roman" w:cs="Times New Roman"/>
           <w:sz w:val="22"/>
         </w:rPr>
-        <w:t>Celery</w:t>
+        <w:t>PostgreSQL</w:t>
       </w:r>
       <w:r>
         <w:rPr>
@@ -468,14 +424,48 @@
         </w:rPr>
         <w:t xml:space="preserve">, </w:t>
       </w:r>
+      <w:proofErr w:type="spellStart"/>
       <w:r>
         <w:rPr>
           <w:rStyle w:val="Strong"/>
           <w:rFonts w:ascii="Times New Roman" w:hAnsi="Times New Roman" w:cs="Times New Roman"/>
           <w:sz w:val="22"/>
         </w:rPr>
+        <w:t>Redis</w:t>
+      </w:r>
+      <w:proofErr w:type="spellEnd"/>
+      <w:r>
+        <w:rPr>
+          <w:rFonts w:ascii="Times New Roman" w:hAnsi="Times New Roman" w:cs="Times New Roman"/>
+          <w:sz w:val="22"/>
+        </w:rPr>
+        <w:t xml:space="preserve">, </w:t>
+      </w:r>
+      <w:r>
+        <w:rPr>
+          <w:rStyle w:val="Strong"/>
+          <w:rFonts w:ascii="Times New Roman" w:hAnsi="Times New Roman" w:cs="Times New Roman"/>
+          <w:sz w:val="22"/>
+        </w:rPr>
+        <w:t>Celery</w:t>
+      </w:r>
+      <w:r>
+        <w:rPr>
+          <w:rFonts w:ascii="Times New Roman" w:hAnsi="Times New Roman" w:cs="Times New Roman"/>
+          <w:sz w:val="22"/>
+        </w:rPr>
+        <w:t xml:space="preserve">, </w:t>
+      </w:r>
+      <w:proofErr w:type="spellStart"/>
+      <w:r>
+        <w:rPr>
+          <w:rStyle w:val="Strong"/>
+          <w:rFonts w:ascii="Times New Roman" w:hAnsi="Times New Roman" w:cs="Times New Roman"/>
+          <w:sz w:val="22"/>
+        </w:rPr>
         <w:t>RabbitMQ</w:t>
       </w:r>
+      <w:proofErr w:type="spellEnd"/>
       <w:r>
         <w:rPr>
           <w:rFonts w:ascii="Times New Roman" w:hAnsi="Times New Roman" w:cs="Times New Roman"/>
@@ -578,25 +568,158 @@
         </w:rPr>
         <w:t xml:space="preserve"> </w:t>
       </w:r>
-      <w:r>
-        <w:rPr>
-          <w:rFonts w:ascii="Times New Roman" w:eastAsia="Times New Roman" w:hAnsi="Times New Roman" w:cs="Times New Roman"/>
-          <w:b/>
-          <w:bCs/>
-          <w:sz w:val="22"/>
-          <w:szCs w:val="24"/>
-          <w:lang w:eastAsia="en-US"/>
-        </w:rPr>
-        <w:t>Vue 2–3</w:t>
-      </w:r>
-      <w:r>
-        <w:rPr>
-          <w:rFonts w:ascii="Times New Roman" w:eastAsia="Times New Roman" w:hAnsi="Times New Roman" w:cs="Times New Roman"/>
-          <w:sz w:val="22"/>
-          <w:szCs w:val="24"/>
-          <w:lang w:eastAsia="en-US"/>
-        </w:rPr>
-        <w:t>, JavaScript, TypeScript, Vue Router, Pinia, Vuex, Composition API, Options API, reusable component architecture, Vite, Webpack, HTML5, CSS3, Sass, Tailwind CSS, responsive UI, SPA architecture, form handling</w:t>
+      <w:proofErr w:type="spellStart"/>
+      <w:r>
+        <w:rPr>
+          <w:rFonts w:ascii="Times New Roman" w:eastAsia="Times New Roman" w:hAnsi="Times New Roman" w:cs="Times New Roman"/>
+          <w:b/>
+          <w:bCs/>
+          <w:sz w:val="22"/>
+          <w:szCs w:val="24"/>
+          <w:lang w:eastAsia="en-US"/>
+        </w:rPr>
+        <w:t>Vue</w:t>
+      </w:r>
+      <w:proofErr w:type="spellEnd"/>
+      <w:r>
+        <w:rPr>
+          <w:rFonts w:ascii="Times New Roman" w:eastAsia="Times New Roman" w:hAnsi="Times New Roman" w:cs="Times New Roman"/>
+          <w:b/>
+          <w:bCs/>
+          <w:sz w:val="22"/>
+          <w:szCs w:val="24"/>
+          <w:lang w:eastAsia="en-US"/>
+        </w:rPr>
+        <w:t xml:space="preserve"> 2–3</w:t>
+      </w:r>
+      <w:r>
+        <w:rPr>
+          <w:rFonts w:ascii="Times New Roman" w:eastAsia="Times New Roman" w:hAnsi="Times New Roman" w:cs="Times New Roman"/>
+          <w:sz w:val="22"/>
+          <w:szCs w:val="24"/>
+          <w:lang w:eastAsia="en-US"/>
+        </w:rPr>
+        <w:t xml:space="preserve">, JavaScript, </w:t>
+      </w:r>
+      <w:proofErr w:type="spellStart"/>
+      <w:r>
+        <w:rPr>
+          <w:rFonts w:ascii="Times New Roman" w:eastAsia="Times New Roman" w:hAnsi="Times New Roman" w:cs="Times New Roman"/>
+          <w:sz w:val="22"/>
+          <w:szCs w:val="24"/>
+          <w:lang w:eastAsia="en-US"/>
+        </w:rPr>
+        <w:t>TypeScript</w:t>
+      </w:r>
+      <w:proofErr w:type="spellEnd"/>
+      <w:r>
+        <w:rPr>
+          <w:rFonts w:ascii="Times New Roman" w:eastAsia="Times New Roman" w:hAnsi="Times New Roman" w:cs="Times New Roman"/>
+          <w:sz w:val="22"/>
+          <w:szCs w:val="24"/>
+          <w:lang w:eastAsia="en-US"/>
+        </w:rPr>
+        <w:t xml:space="preserve">, </w:t>
+      </w:r>
+      <w:proofErr w:type="spellStart"/>
+      <w:r>
+        <w:rPr>
+          <w:rFonts w:ascii="Times New Roman" w:eastAsia="Times New Roman" w:hAnsi="Times New Roman" w:cs="Times New Roman"/>
+          <w:sz w:val="22"/>
+          <w:szCs w:val="24"/>
+          <w:lang w:eastAsia="en-US"/>
+        </w:rPr>
+        <w:t>Vue</w:t>
+      </w:r>
+      <w:proofErr w:type="spellEnd"/>
+      <w:r>
+        <w:rPr>
+          <w:rFonts w:ascii="Times New Roman" w:eastAsia="Times New Roman" w:hAnsi="Times New Roman" w:cs="Times New Roman"/>
+          <w:sz w:val="22"/>
+          <w:szCs w:val="24"/>
+          <w:lang w:eastAsia="en-US"/>
+        </w:rPr>
+        <w:t xml:space="preserve"> Router, </w:t>
+      </w:r>
+      <w:proofErr w:type="spellStart"/>
+      <w:r>
+        <w:rPr>
+          <w:rFonts w:ascii="Times New Roman" w:eastAsia="Times New Roman" w:hAnsi="Times New Roman" w:cs="Times New Roman"/>
+          <w:sz w:val="22"/>
+          <w:szCs w:val="24"/>
+          <w:lang w:eastAsia="en-US"/>
+        </w:rPr>
+        <w:t>Pinia</w:t>
+      </w:r>
+      <w:proofErr w:type="spellEnd"/>
+      <w:r>
+        <w:rPr>
+          <w:rFonts w:ascii="Times New Roman" w:eastAsia="Times New Roman" w:hAnsi="Times New Roman" w:cs="Times New Roman"/>
+          <w:sz w:val="22"/>
+          <w:szCs w:val="24"/>
+          <w:lang w:eastAsia="en-US"/>
+        </w:rPr>
+        <w:t xml:space="preserve">, </w:t>
+      </w:r>
+      <w:proofErr w:type="spellStart"/>
+      <w:r>
+        <w:rPr>
+          <w:rFonts w:ascii="Times New Roman" w:eastAsia="Times New Roman" w:hAnsi="Times New Roman" w:cs="Times New Roman"/>
+          <w:sz w:val="22"/>
+          <w:szCs w:val="24"/>
+          <w:lang w:eastAsia="en-US"/>
+        </w:rPr>
+        <w:t>Vuex</w:t>
+      </w:r>
+      <w:proofErr w:type="spellEnd"/>
+      <w:r>
+        <w:rPr>
+          <w:rFonts w:ascii="Times New Roman" w:eastAsia="Times New Roman" w:hAnsi="Times New Roman" w:cs="Times New Roman"/>
+          <w:sz w:val="22"/>
+          <w:szCs w:val="24"/>
+          <w:lang w:eastAsia="en-US"/>
+        </w:rPr>
+        <w:t xml:space="preserve">, Composition API, Options API, reusable component architecture, </w:t>
+      </w:r>
+      <w:proofErr w:type="spellStart"/>
+      <w:r>
+        <w:rPr>
+          <w:rFonts w:ascii="Times New Roman" w:eastAsia="Times New Roman" w:hAnsi="Times New Roman" w:cs="Times New Roman"/>
+          <w:sz w:val="22"/>
+          <w:szCs w:val="24"/>
+          <w:lang w:eastAsia="en-US"/>
+        </w:rPr>
+        <w:t>Vite</w:t>
+      </w:r>
+      <w:proofErr w:type="spellEnd"/>
+      <w:r>
+        <w:rPr>
+          <w:rFonts w:ascii="Times New Roman" w:eastAsia="Times New Roman" w:hAnsi="Times New Roman" w:cs="Times New Roman"/>
+          <w:sz w:val="22"/>
+          <w:szCs w:val="24"/>
+          <w:lang w:eastAsia="en-US"/>
+        </w:rPr>
+        <w:t xml:space="preserve">, </w:t>
+      </w:r>
+      <w:proofErr w:type="spellStart"/>
+      <w:r>
+        <w:rPr>
+          <w:rFonts w:ascii="Times New Roman" w:eastAsia="Times New Roman" w:hAnsi="Times New Roman" w:cs="Times New Roman"/>
+          <w:sz w:val="22"/>
+          <w:szCs w:val="24"/>
+          <w:lang w:eastAsia="en-US"/>
+        </w:rPr>
+        <w:t>Webpack</w:t>
+      </w:r>
+      <w:proofErr w:type="spellEnd"/>
+      <w:r>
+        <w:rPr>
+          <w:rFonts w:ascii="Times New Roman" w:eastAsia="Times New Roman" w:hAnsi="Times New Roman" w:cs="Times New Roman"/>
+          <w:sz w:val="22"/>
+          <w:szCs w:val="24"/>
+          <w:lang w:eastAsia="en-US"/>
+        </w:rPr>
+        <w:t>, HTML5, CSS3, Sass, Tailwind CSS, responsive UI, SPA architecture, form handling</w:t>
       </w:r>
     </w:p>
     <w:p>
@@ -675,6 +798,7 @@
         </w:rPr>
         <w:t xml:space="preserve">, </w:t>
       </w:r>
+      <w:proofErr w:type="spellStart"/>
       <w:r>
         <w:rPr>
           <w:rFonts w:ascii="Times New Roman" w:eastAsia="Times New Roman" w:hAnsi="Times New Roman" w:cs="Times New Roman"/>
@@ -686,6 +810,7 @@
         </w:rPr>
         <w:t>FastAPI</w:t>
       </w:r>
+      <w:proofErr w:type="spellEnd"/>
       <w:r>
         <w:rPr>
           <w:rFonts w:ascii="Times New Roman" w:eastAsia="Times New Roman" w:hAnsi="Times New Roman" w:cs="Times New Roman"/>
@@ -752,6 +877,7 @@
         </w:rPr>
         <w:t xml:space="preserve">, MySQL, SQLite, </w:t>
       </w:r>
+      <w:proofErr w:type="spellStart"/>
       <w:r>
         <w:rPr>
           <w:rFonts w:ascii="Times New Roman" w:eastAsia="Times New Roman" w:hAnsi="Times New Roman" w:cs="Times New Roman"/>
@@ -763,6 +889,7 @@
         </w:rPr>
         <w:t>Redis</w:t>
       </w:r>
+      <w:proofErr w:type="spellEnd"/>
       <w:r>
         <w:rPr>
           <w:rFonts w:ascii="Times New Roman" w:eastAsia="Times New Roman" w:hAnsi="Times New Roman" w:cs="Times New Roman"/>
@@ -792,6 +919,7 @@
         </w:rPr>
         <w:t xml:space="preserve">, </w:t>
       </w:r>
+      <w:proofErr w:type="spellStart"/>
       <w:r>
         <w:rPr>
           <w:rFonts w:ascii="Times New Roman" w:eastAsia="Times New Roman" w:hAnsi="Times New Roman" w:cs="Times New Roman"/>
@@ -803,6 +931,7 @@
         </w:rPr>
         <w:t>RabbitMQ</w:t>
       </w:r>
+      <w:proofErr w:type="spellEnd"/>
       <w:r>
         <w:rPr>
           <w:rFonts w:ascii="Times New Roman" w:eastAsia="Times New Roman" w:hAnsi="Times New Roman" w:cs="Times New Roman"/>
@@ -904,8 +1033,49 @@
           <w:szCs w:val="24"/>
           <w:lang w:eastAsia="en-US"/>
         </w:rPr>
-        <w:t xml:space="preserve"> OpenTelemetry basics, Prometheus/Grafana basics, Sentry, structured logging, distributed tracing basics, OWASP security practices, rate limiting, </w:t>
-      </w:r>
+        <w:t xml:space="preserve"> </w:t>
+      </w:r>
+      <w:proofErr w:type="spellStart"/>
+      <w:r>
+        <w:rPr>
+          <w:rFonts w:ascii="Times New Roman" w:eastAsia="Times New Roman" w:hAnsi="Times New Roman" w:cs="Times New Roman"/>
+          <w:sz w:val="22"/>
+          <w:szCs w:val="24"/>
+          <w:lang w:eastAsia="en-US"/>
+        </w:rPr>
+        <w:t>OpenTelemetry</w:t>
+      </w:r>
+      <w:proofErr w:type="spellEnd"/>
+      <w:r>
+        <w:rPr>
+          <w:rFonts w:ascii="Times New Roman" w:eastAsia="Times New Roman" w:hAnsi="Times New Roman" w:cs="Times New Roman"/>
+          <w:sz w:val="22"/>
+          <w:szCs w:val="24"/>
+          <w:lang w:eastAsia="en-US"/>
+        </w:rPr>
+        <w:t xml:space="preserve"> basics, Prometheus/</w:t>
+      </w:r>
+      <w:proofErr w:type="spellStart"/>
+      <w:r>
+        <w:rPr>
+          <w:rFonts w:ascii="Times New Roman" w:eastAsia="Times New Roman" w:hAnsi="Times New Roman" w:cs="Times New Roman"/>
+          <w:sz w:val="22"/>
+          <w:szCs w:val="24"/>
+          <w:lang w:eastAsia="en-US"/>
+        </w:rPr>
+        <w:t>Grafana</w:t>
+      </w:r>
+      <w:proofErr w:type="spellEnd"/>
+      <w:r>
+        <w:rPr>
+          <w:rFonts w:ascii="Times New Roman" w:eastAsia="Times New Roman" w:hAnsi="Times New Roman" w:cs="Times New Roman"/>
+          <w:sz w:val="22"/>
+          <w:szCs w:val="24"/>
+          <w:lang w:eastAsia="en-US"/>
+        </w:rPr>
+        <w:t xml:space="preserve"> basics, Sentry, structured logging, distributed tracing basics, OWASP security practices, rate limiting, </w:t>
+      </w:r>
+      <w:proofErr w:type="spellStart"/>
       <w:r>
         <w:rPr>
           <w:rFonts w:ascii="Times New Roman" w:eastAsia="Times New Roman" w:hAnsi="Times New Roman" w:cs="Times New Roman"/>
@@ -917,14 +1087,75 @@
         </w:rPr>
         <w:t>Pytest</w:t>
       </w:r>
-      <w:r>
-        <w:rPr>
-          <w:rFonts w:ascii="Times New Roman" w:eastAsia="Times New Roman" w:hAnsi="Times New Roman" w:cs="Times New Roman"/>
-          <w:sz w:val="22"/>
-          <w:szCs w:val="24"/>
-          <w:lang w:eastAsia="en-US"/>
-        </w:rPr>
-        <w:t>, Jest, Vue Test Utils, Supertest, Cypress, Playwright, unit testing, integration testing, contract testing, end-to-end testing, API testing, error monitoring</w:t>
+      <w:proofErr w:type="spellEnd"/>
+      <w:r>
+        <w:rPr>
+          <w:rFonts w:ascii="Times New Roman" w:eastAsia="Times New Roman" w:hAnsi="Times New Roman" w:cs="Times New Roman"/>
+          <w:sz w:val="22"/>
+          <w:szCs w:val="24"/>
+          <w:lang w:eastAsia="en-US"/>
+        </w:rPr>
+        <w:t xml:space="preserve">, Jest, </w:t>
+      </w:r>
+      <w:proofErr w:type="spellStart"/>
+      <w:r>
+        <w:rPr>
+          <w:rFonts w:ascii="Times New Roman" w:eastAsia="Times New Roman" w:hAnsi="Times New Roman" w:cs="Times New Roman"/>
+          <w:sz w:val="22"/>
+          <w:szCs w:val="24"/>
+          <w:lang w:eastAsia="en-US"/>
+        </w:rPr>
+        <w:t>Vue</w:t>
+      </w:r>
+      <w:proofErr w:type="spellEnd"/>
+      <w:r>
+        <w:rPr>
+          <w:rFonts w:ascii="Times New Roman" w:eastAsia="Times New Roman" w:hAnsi="Times New Roman" w:cs="Times New Roman"/>
+          <w:sz w:val="22"/>
+          <w:szCs w:val="24"/>
+          <w:lang w:eastAsia="en-US"/>
+        </w:rPr>
+        <w:t xml:space="preserve"> Test </w:t>
+      </w:r>
+      <w:proofErr w:type="spellStart"/>
+      <w:r>
+        <w:rPr>
+          <w:rFonts w:ascii="Times New Roman" w:eastAsia="Times New Roman" w:hAnsi="Times New Roman" w:cs="Times New Roman"/>
+          <w:sz w:val="22"/>
+          <w:szCs w:val="24"/>
+          <w:lang w:eastAsia="en-US"/>
+        </w:rPr>
+        <w:t>Utils</w:t>
+      </w:r>
+      <w:proofErr w:type="spellEnd"/>
+      <w:r>
+        <w:rPr>
+          <w:rFonts w:ascii="Times New Roman" w:eastAsia="Times New Roman" w:hAnsi="Times New Roman" w:cs="Times New Roman"/>
+          <w:sz w:val="22"/>
+          <w:szCs w:val="24"/>
+          <w:lang w:eastAsia="en-US"/>
+        </w:rPr>
+        <w:t xml:space="preserve">, </w:t>
+      </w:r>
+      <w:proofErr w:type="spellStart"/>
+      <w:r>
+        <w:rPr>
+          <w:rFonts w:ascii="Times New Roman" w:eastAsia="Times New Roman" w:hAnsi="Times New Roman" w:cs="Times New Roman"/>
+          <w:sz w:val="22"/>
+          <w:szCs w:val="24"/>
+          <w:lang w:eastAsia="en-US"/>
+        </w:rPr>
+        <w:t>Supertest</w:t>
+      </w:r>
+      <w:proofErr w:type="spellEnd"/>
+      <w:r>
+        <w:rPr>
+          <w:rFonts w:ascii="Times New Roman" w:eastAsia="Times New Roman" w:hAnsi="Times New Roman" w:cs="Times New Roman"/>
+          <w:sz w:val="22"/>
+          <w:szCs w:val="24"/>
+          <w:lang w:eastAsia="en-US"/>
+        </w:rPr>
+        <w:t>, Cypress, Playwright, unit testing, integration testing, contract testing, end-to-end testing, API testing, error monitoring</w:t>
       </w:r>
     </w:p>
     <w:p>
@@ -1081,6 +1312,7 @@
         </w:rPr>
         <w:t xml:space="preserve">, </w:t>
       </w:r>
+      <w:proofErr w:type="spellStart"/>
       <w:r>
         <w:rPr>
           <w:rFonts w:ascii="Times New Roman" w:eastAsia="Times New Roman" w:hAnsi="Times New Roman" w:cs="Times New Roman"/>
@@ -1092,6 +1324,7 @@
         </w:rPr>
         <w:t>FastAPI</w:t>
       </w:r>
+      <w:proofErr w:type="spellEnd"/>
       <w:r>
         <w:rPr>
           <w:rFonts w:ascii="Times New Roman" w:eastAsia="Times New Roman" w:hAnsi="Times New Roman" w:cs="Times New Roman"/>
@@ -1101,16 +1334,29 @@
         </w:rPr>
         <w:t xml:space="preserve">, and </w:t>
       </w:r>
-      <w:r>
-        <w:rPr>
-          <w:rFonts w:ascii="Times New Roman" w:eastAsia="Times New Roman" w:hAnsi="Times New Roman" w:cs="Times New Roman"/>
-          <w:b/>
-          <w:bCs/>
-          <w:sz w:val="22"/>
-          <w:szCs w:val="24"/>
-          <w:lang w:eastAsia="en-US"/>
-        </w:rPr>
-        <w:t>Vue 3</w:t>
+      <w:proofErr w:type="spellStart"/>
+      <w:r>
+        <w:rPr>
+          <w:rFonts w:ascii="Times New Roman" w:eastAsia="Times New Roman" w:hAnsi="Times New Roman" w:cs="Times New Roman"/>
+          <w:b/>
+          <w:bCs/>
+          <w:sz w:val="22"/>
+          <w:szCs w:val="24"/>
+          <w:lang w:eastAsia="en-US"/>
+        </w:rPr>
+        <w:t>Vue</w:t>
+      </w:r>
+      <w:proofErr w:type="spellEnd"/>
+      <w:r>
+        <w:rPr>
+          <w:rFonts w:ascii="Times New Roman" w:eastAsia="Times New Roman" w:hAnsi="Times New Roman" w:cs="Times New Roman"/>
+          <w:b/>
+          <w:bCs/>
+          <w:sz w:val="22"/>
+          <w:szCs w:val="24"/>
+          <w:lang w:eastAsia="en-US"/>
+        </w:rPr>
+        <w:t xml:space="preserve"> 3</w:t>
       </w:r>
       <w:r>
         <w:rPr>
@@ -1147,16 +1393,29 @@
         </w:rPr>
         <w:t xml:space="preserve">Owned unstable form-heavy screens that regularly produced edge-case validation bugs, then rebuilt shared interaction patterns with </w:t>
       </w:r>
-      <w:r>
-        <w:rPr>
-          <w:rFonts w:ascii="Times New Roman" w:eastAsia="Times New Roman" w:hAnsi="Times New Roman" w:cs="Times New Roman"/>
-          <w:b/>
-          <w:bCs/>
-          <w:sz w:val="22"/>
-          <w:szCs w:val="24"/>
-          <w:lang w:eastAsia="en-US"/>
-        </w:rPr>
-        <w:t>Vue 3</w:t>
+      <w:proofErr w:type="spellStart"/>
+      <w:r>
+        <w:rPr>
+          <w:rFonts w:ascii="Times New Roman" w:eastAsia="Times New Roman" w:hAnsi="Times New Roman" w:cs="Times New Roman"/>
+          <w:b/>
+          <w:bCs/>
+          <w:sz w:val="22"/>
+          <w:szCs w:val="24"/>
+          <w:lang w:eastAsia="en-US"/>
+        </w:rPr>
+        <w:t>Vue</w:t>
+      </w:r>
+      <w:proofErr w:type="spellEnd"/>
+      <w:r>
+        <w:rPr>
+          <w:rFonts w:ascii="Times New Roman" w:eastAsia="Times New Roman" w:hAnsi="Times New Roman" w:cs="Times New Roman"/>
+          <w:b/>
+          <w:bCs/>
+          <w:sz w:val="22"/>
+          <w:szCs w:val="24"/>
+          <w:lang w:eastAsia="en-US"/>
+        </w:rPr>
+        <w:t xml:space="preserve"> 3</w:t>
       </w:r>
       <w:r>
         <w:rPr>
@@ -1187,6 +1446,7 @@
         </w:rPr>
         <w:t xml:space="preserve">, and </w:t>
       </w:r>
+      <w:proofErr w:type="spellStart"/>
       <w:r>
         <w:rPr>
           <w:rFonts w:ascii="Times New Roman" w:eastAsia="Times New Roman" w:hAnsi="Times New Roman" w:cs="Times New Roman"/>
@@ -1198,6 +1458,7 @@
         </w:rPr>
         <w:t>TypeScript</w:t>
       </w:r>
+      <w:proofErr w:type="spellEnd"/>
       <w:r>
         <w:rPr>
           <w:rFonts w:ascii="Times New Roman" w:eastAsia="Times New Roman" w:hAnsi="Times New Roman" w:cs="Times New Roman"/>
@@ -1233,6 +1494,7 @@
         </w:rPr>
         <w:t xml:space="preserve">Investigated recurring API failures that surfaced as partial page crashes, then tightened validation rules, normalized error contracts, and improved response handling in </w:t>
       </w:r>
+      <w:proofErr w:type="spellStart"/>
       <w:r>
         <w:rPr>
           <w:rFonts w:ascii="Times New Roman" w:eastAsia="Times New Roman" w:hAnsi="Times New Roman" w:cs="Times New Roman"/>
@@ -1244,6 +1506,7 @@
         </w:rPr>
         <w:t>FastAPI</w:t>
       </w:r>
+      <w:proofErr w:type="spellEnd"/>
       <w:r>
         <w:rPr>
           <w:rFonts w:ascii="Times New Roman" w:eastAsia="Times New Roman" w:hAnsi="Times New Roman" w:cs="Times New Roman"/>
@@ -1279,6 +1542,7 @@
         </w:rPr>
         <w:t xml:space="preserve">Addressed slow dashboard behavior by profiling expensive query paths, reducing unnecessary joins, and applying selective </w:t>
       </w:r>
+      <w:proofErr w:type="spellStart"/>
       <w:r>
         <w:rPr>
           <w:rFonts w:ascii="Times New Roman" w:eastAsia="Times New Roman" w:hAnsi="Times New Roman" w:cs="Times New Roman"/>
@@ -1290,6 +1554,7 @@
         </w:rPr>
         <w:t>Redis</w:t>
       </w:r>
+      <w:proofErr w:type="spellEnd"/>
       <w:r>
         <w:rPr>
           <w:rFonts w:ascii="Times New Roman" w:eastAsia="Times New Roman" w:hAnsi="Times New Roman" w:cs="Times New Roman"/>
@@ -1391,6 +1656,7 @@
         </w:rPr>
         <w:t xml:space="preserve"> workers backed by </w:t>
       </w:r>
+      <w:proofErr w:type="spellStart"/>
       <w:r>
         <w:rPr>
           <w:rFonts w:ascii="Times New Roman" w:eastAsia="Times New Roman" w:hAnsi="Times New Roman" w:cs="Times New Roman"/>
@@ -1402,6 +1668,7 @@
         </w:rPr>
         <w:t>Redis</w:t>
       </w:r>
+      <w:proofErr w:type="spellEnd"/>
       <w:r>
         <w:rPr>
           <w:rFonts w:ascii="Times New Roman" w:eastAsia="Times New Roman" w:hAnsi="Times New Roman" w:cs="Times New Roman"/>
@@ -1477,6 +1744,7 @@
         </w:rPr>
         <w:t xml:space="preserve">, and basic </w:t>
       </w:r>
+      <w:proofErr w:type="spellStart"/>
       <w:r>
         <w:rPr>
           <w:rFonts w:ascii="Times New Roman" w:eastAsia="Times New Roman" w:hAnsi="Times New Roman" w:cs="Times New Roman"/>
@@ -1488,6 +1756,7 @@
         </w:rPr>
         <w:t>OpenTelemetry</w:t>
       </w:r>
+      <w:proofErr w:type="spellEnd"/>
       <w:r>
         <w:rPr>
           <w:rFonts w:ascii="Times New Roman" w:eastAsia="Times New Roman" w:hAnsi="Times New Roman" w:cs="Times New Roman"/>
@@ -1576,6 +1845,7 @@
         </w:rPr>
         <w:t xml:space="preserve">Improved release confidence by expanding automated coverage with </w:t>
       </w:r>
+      <w:proofErr w:type="spellStart"/>
       <w:r>
         <w:rPr>
           <w:rFonts w:ascii="Times New Roman" w:eastAsia="Times New Roman" w:hAnsi="Times New Roman" w:cs="Times New Roman"/>
@@ -1587,6 +1857,7 @@
         </w:rPr>
         <w:t>Pytest</w:t>
       </w:r>
+      <w:proofErr w:type="spellEnd"/>
       <w:r>
         <w:rPr>
           <w:rFonts w:ascii="Times New Roman" w:eastAsia="Times New Roman" w:hAnsi="Times New Roman" w:cs="Times New Roman"/>
@@ -1616,17 +1887,43 @@
         </w:rPr>
         <w:t xml:space="preserve">, </w:t>
       </w:r>
-      <w:r>
-        <w:rPr>
-          <w:rFonts w:ascii="Times New Roman" w:eastAsia="Times New Roman" w:hAnsi="Times New Roman" w:cs="Times New Roman"/>
-          <w:b/>
-          <w:bCs/>
-          <w:sz w:val="22"/>
-          <w:szCs w:val="24"/>
-          <w:lang w:eastAsia="en-US"/>
-        </w:rPr>
-        <w:t>Vue Test Utils</w:t>
-      </w:r>
+      <w:proofErr w:type="spellStart"/>
+      <w:r>
+        <w:rPr>
+          <w:rFonts w:ascii="Times New Roman" w:eastAsia="Times New Roman" w:hAnsi="Times New Roman" w:cs="Times New Roman"/>
+          <w:b/>
+          <w:bCs/>
+          <w:sz w:val="22"/>
+          <w:szCs w:val="24"/>
+          <w:lang w:eastAsia="en-US"/>
+        </w:rPr>
+        <w:t>Vue</w:t>
+      </w:r>
+      <w:proofErr w:type="spellEnd"/>
+      <w:r>
+        <w:rPr>
+          <w:rFonts w:ascii="Times New Roman" w:eastAsia="Times New Roman" w:hAnsi="Times New Roman" w:cs="Times New Roman"/>
+          <w:b/>
+          <w:bCs/>
+          <w:sz w:val="22"/>
+          <w:szCs w:val="24"/>
+          <w:lang w:eastAsia="en-US"/>
+        </w:rPr>
+        <w:t xml:space="preserve"> Test </w:t>
+      </w:r>
+      <w:proofErr w:type="spellStart"/>
+      <w:r>
+        <w:rPr>
+          <w:rFonts w:ascii="Times New Roman" w:eastAsia="Times New Roman" w:hAnsi="Times New Roman" w:cs="Times New Roman"/>
+          <w:b/>
+          <w:bCs/>
+          <w:sz w:val="22"/>
+          <w:szCs w:val="24"/>
+          <w:lang w:eastAsia="en-US"/>
+        </w:rPr>
+        <w:t>Utils</w:t>
+      </w:r>
+      <w:proofErr w:type="spellEnd"/>
       <w:r>
         <w:rPr>
           <w:rFonts w:ascii="Times New Roman" w:eastAsia="Times New Roman" w:hAnsi="Times New Roman" w:cs="Times New Roman"/>
@@ -1636,6 +1933,7 @@
         </w:rPr>
         <w:t xml:space="preserve">, and </w:t>
       </w:r>
+      <w:proofErr w:type="spellStart"/>
       <w:r>
         <w:rPr>
           <w:rFonts w:ascii="Times New Roman" w:eastAsia="Times New Roman" w:hAnsi="Times New Roman" w:cs="Times New Roman"/>
@@ -1647,6 +1945,7 @@
         </w:rPr>
         <w:t>Supertest</w:t>
       </w:r>
+      <w:proofErr w:type="spellEnd"/>
       <w:r>
         <w:rPr>
           <w:rFonts w:ascii="Times New Roman" w:eastAsia="Times New Roman" w:hAnsi="Times New Roman" w:cs="Times New Roman"/>
@@ -1884,6 +2183,7 @@
         </w:rPr>
         <w:t xml:space="preserve">, </w:t>
       </w:r>
+      <w:proofErr w:type="spellStart"/>
       <w:r>
         <w:rPr>
           <w:rFonts w:ascii="Times New Roman" w:eastAsia="Times New Roman" w:hAnsi="Times New Roman" w:cs="Times New Roman"/>
@@ -1895,6 +2195,7 @@
         </w:rPr>
         <w:t>FastAPI</w:t>
       </w:r>
+      <w:proofErr w:type="spellEnd"/>
       <w:r>
         <w:rPr>
           <w:rFonts w:ascii="Times New Roman" w:eastAsia="Times New Roman" w:hAnsi="Times New Roman" w:cs="Times New Roman"/>
@@ -1904,16 +2205,29 @@
         </w:rPr>
         <w:t xml:space="preserve">, </w:t>
       </w:r>
-      <w:r>
-        <w:rPr>
-          <w:rFonts w:ascii="Times New Roman" w:eastAsia="Times New Roman" w:hAnsi="Times New Roman" w:cs="Times New Roman"/>
-          <w:b/>
-          <w:bCs/>
-          <w:sz w:val="22"/>
-          <w:szCs w:val="24"/>
-          <w:lang w:eastAsia="en-US"/>
-        </w:rPr>
-        <w:t>Vue 2–3</w:t>
+      <w:proofErr w:type="spellStart"/>
+      <w:r>
+        <w:rPr>
+          <w:rFonts w:ascii="Times New Roman" w:eastAsia="Times New Roman" w:hAnsi="Times New Roman" w:cs="Times New Roman"/>
+          <w:b/>
+          <w:bCs/>
+          <w:sz w:val="22"/>
+          <w:szCs w:val="24"/>
+          <w:lang w:eastAsia="en-US"/>
+        </w:rPr>
+        <w:t>Vue</w:t>
+      </w:r>
+      <w:proofErr w:type="spellEnd"/>
+      <w:r>
+        <w:rPr>
+          <w:rFonts w:ascii="Times New Roman" w:eastAsia="Times New Roman" w:hAnsi="Times New Roman" w:cs="Times New Roman"/>
+          <w:b/>
+          <w:bCs/>
+          <w:sz w:val="22"/>
+          <w:szCs w:val="24"/>
+          <w:lang w:eastAsia="en-US"/>
+        </w:rPr>
+        <w:t xml:space="preserve"> 2–3</w:t>
       </w:r>
       <w:r>
         <w:rPr>
@@ -1924,6 +2238,7 @@
         </w:rPr>
         <w:t xml:space="preserve">, and </w:t>
       </w:r>
+      <w:proofErr w:type="spellStart"/>
       <w:r>
         <w:rPr>
           <w:rFonts w:ascii="Times New Roman" w:eastAsia="Times New Roman" w:hAnsi="Times New Roman" w:cs="Times New Roman"/>
@@ -1935,6 +2250,7 @@
         </w:rPr>
         <w:t>TypeScript</w:t>
       </w:r>
+      <w:proofErr w:type="spellEnd"/>
       <w:r>
         <w:rPr>
           <w:rFonts w:ascii="Times New Roman" w:eastAsia="Times New Roman" w:hAnsi="Times New Roman" w:cs="Times New Roman"/>
@@ -1988,7 +2304,47 @@
           <w:szCs w:val="24"/>
           <w:lang w:eastAsia="en-US"/>
         </w:rPr>
-        <w:t xml:space="preserve"> logic toward more maintainable shared composables where appropriate, reducing duplication and making stateful UI behavior easier to reason about.</w:t>
+        <w:t xml:space="preserve"> logic toward more maintainable shared </w:t>
+      </w:r>
+      <w:proofErr w:type="spellStart"/>
+      <w:r>
+        <w:rPr>
+          <w:rFonts w:ascii="Times New Roman" w:eastAsia="Times New Roman" w:hAnsi="Times New Roman" w:cs="Times New Roman"/>
+          <w:sz w:val="22"/>
+          <w:szCs w:val="24"/>
+          <w:lang w:eastAsia="en-US"/>
+        </w:rPr>
+        <w:t>composables</w:t>
+      </w:r>
+      <w:proofErr w:type="spellEnd"/>
+      <w:r>
+        <w:rPr>
+          <w:rFonts w:ascii="Times New Roman" w:eastAsia="Times New Roman" w:hAnsi="Times New Roman" w:cs="Times New Roman"/>
+          <w:sz w:val="22"/>
+          <w:szCs w:val="24"/>
+          <w:lang w:eastAsia="en-US"/>
+        </w:rPr>
+        <w:t xml:space="preserve"> where appropriate, reducing duplication and making </w:t>
+      </w:r>
+      <w:proofErr w:type="spellStart"/>
+      <w:r>
+        <w:rPr>
+          <w:rFonts w:ascii="Times New Roman" w:eastAsia="Times New Roman" w:hAnsi="Times New Roman" w:cs="Times New Roman"/>
+          <w:sz w:val="22"/>
+          <w:szCs w:val="24"/>
+          <w:lang w:eastAsia="en-US"/>
+        </w:rPr>
+        <w:t>stateful</w:t>
+      </w:r>
+      <w:proofErr w:type="spellEnd"/>
+      <w:r>
+        <w:rPr>
+          <w:rFonts w:ascii="Times New Roman" w:eastAsia="Times New Roman" w:hAnsi="Times New Roman" w:cs="Times New Roman"/>
+          <w:sz w:val="22"/>
+          <w:szCs w:val="24"/>
+          <w:lang w:eastAsia="en-US"/>
+        </w:rPr>
+        <w:t xml:space="preserve"> UI behavior easier to reason about.</w:t>
       </w:r>
     </w:p>
     <w:p>
@@ -2016,6 +2372,7 @@
         </w:rPr>
         <w:t xml:space="preserve">Built reusable forms, tables, and validation patterns in </w:t>
       </w:r>
+      <w:proofErr w:type="spellStart"/>
       <w:r>
         <w:rPr>
           <w:rFonts w:ascii="Times New Roman" w:eastAsia="Times New Roman" w:hAnsi="Times New Roman" w:cs="Times New Roman"/>
@@ -2027,6 +2384,7 @@
         </w:rPr>
         <w:t>Vue</w:t>
       </w:r>
+      <w:proofErr w:type="spellEnd"/>
       <w:r>
         <w:rPr>
           <w:rFonts w:ascii="Times New Roman" w:eastAsia="Times New Roman" w:hAnsi="Times New Roman" w:cs="Times New Roman"/>
@@ -2036,6 +2394,7 @@
         </w:rPr>
         <w:t xml:space="preserve"> and </w:t>
       </w:r>
+      <w:proofErr w:type="spellStart"/>
       <w:r>
         <w:rPr>
           <w:rFonts w:ascii="Times New Roman" w:eastAsia="Times New Roman" w:hAnsi="Times New Roman" w:cs="Times New Roman"/>
@@ -2047,6 +2406,7 @@
         </w:rPr>
         <w:t>TypeScript</w:t>
       </w:r>
+      <w:proofErr w:type="spellEnd"/>
       <w:r>
         <w:rPr>
           <w:rFonts w:ascii="Times New Roman" w:eastAsia="Times New Roman" w:hAnsi="Times New Roman" w:cs="Times New Roman"/>
@@ -2128,6 +2488,7 @@
         </w:rPr>
         <w:t xml:space="preserve">Investigated inconsistent dashboard totals by tracing update sequencing and </w:t>
       </w:r>
+      <w:proofErr w:type="spellStart"/>
       <w:r>
         <w:rPr>
           <w:rFonts w:ascii="Times New Roman" w:eastAsia="Times New Roman" w:hAnsi="Times New Roman" w:cs="Times New Roman"/>
@@ -2139,6 +2500,7 @@
         </w:rPr>
         <w:t>Redis</w:t>
       </w:r>
+      <w:proofErr w:type="spellEnd"/>
       <w:r>
         <w:rPr>
           <w:rFonts w:ascii="Times New Roman" w:eastAsia="Times New Roman" w:hAnsi="Times New Roman" w:cs="Times New Roman"/>
@@ -2194,6 +2556,7 @@
         </w:rPr>
         <w:t xml:space="preserve"> and </w:t>
       </w:r>
+      <w:proofErr w:type="spellStart"/>
       <w:r>
         <w:rPr>
           <w:rFonts w:ascii="Times New Roman" w:eastAsia="Times New Roman" w:hAnsi="Times New Roman" w:cs="Times New Roman"/>
@@ -2205,6 +2568,7 @@
         </w:rPr>
         <w:t>Redis</w:t>
       </w:r>
+      <w:proofErr w:type="spellEnd"/>
       <w:r>
         <w:rPr>
           <w:rFonts w:ascii="Times New Roman" w:eastAsia="Times New Roman" w:hAnsi="Times New Roman" w:cs="Times New Roman"/>
@@ -2378,6 +2742,7 @@
         </w:rPr>
         <w:t xml:space="preserve">Strengthened test coverage around API and service refactors with more disciplined </w:t>
       </w:r>
+      <w:proofErr w:type="spellStart"/>
       <w:r>
         <w:rPr>
           <w:rFonts w:ascii="Times New Roman" w:eastAsia="Times New Roman" w:hAnsi="Times New Roman" w:cs="Times New Roman"/>
@@ -2389,6 +2754,7 @@
         </w:rPr>
         <w:t>Pytest</w:t>
       </w:r>
+      <w:proofErr w:type="spellEnd"/>
       <w:r>
         <w:rPr>
           <w:rFonts w:ascii="Times New Roman" w:eastAsia="Times New Roman" w:hAnsi="Times New Roman" w:cs="Times New Roman"/>
@@ -2485,6 +2851,7 @@
           <w:szCs w:val="28"/>
         </w:rPr>
       </w:pPr>
+      <w:proofErr w:type="spellStart"/>
       <w:r>
         <w:rPr>
           <w:rFonts w:asciiTheme="majorBidi" w:hAnsiTheme="majorBidi" w:cstheme="majorBidi"/>
@@ -2493,6 +2860,7 @@
         </w:rPr>
         <w:t>Datamart</w:t>
       </w:r>
+      <w:proofErr w:type="spellEnd"/>
       <w:r>
         <w:rPr>
           <w:rFonts w:asciiTheme="majorBidi" w:hAnsiTheme="majorBidi" w:cstheme="majorBidi"/>
@@ -2638,6 +3006,7 @@
         </w:rPr>
         <w:t xml:space="preserve">, and early </w:t>
       </w:r>
+      <w:proofErr w:type="spellStart"/>
       <w:r>
         <w:rPr>
           <w:rFonts w:ascii="Times New Roman" w:eastAsia="Times New Roman" w:hAnsi="Times New Roman" w:cs="Times New Roman"/>
@@ -2649,6 +3018,7 @@
         </w:rPr>
         <w:t>Vue</w:t>
       </w:r>
+      <w:proofErr w:type="spellEnd"/>
       <w:r>
         <w:rPr>
           <w:rFonts w:ascii="Times New Roman" w:eastAsia="Times New Roman" w:hAnsi="Times New Roman" w:cs="Times New Roman"/>
@@ -2757,6 +3127,7 @@
         </w:rPr>
         <w:t xml:space="preserve">Helped modernize interaction-heavy areas by moving selected screens from template-heavy rendering toward component-based </w:t>
       </w:r>
+      <w:proofErr w:type="spellStart"/>
       <w:r>
         <w:rPr>
           <w:rFonts w:ascii="Times New Roman" w:eastAsia="Times New Roman" w:hAnsi="Times New Roman" w:cs="Times New Roman"/>
@@ -2768,6 +3139,7 @@
         </w:rPr>
         <w:t>Vue</w:t>
       </w:r>
+      <w:proofErr w:type="spellEnd"/>
       <w:r>
         <w:rPr>
           <w:rFonts w:ascii="Times New Roman" w:eastAsia="Times New Roman" w:hAnsi="Times New Roman" w:cs="Times New Roman"/>
@@ -2801,7 +3173,27 @@
           <w:szCs w:val="24"/>
           <w:lang w:eastAsia="en-US"/>
         </w:rPr>
-        <w:t xml:space="preserve">Solved a persistent reporting bug caused by timezone mismatches between browser input, API handling, and database storage, then standardized parsing and persistence rules to restore reporting accuracy and reduce related errors by </w:t>
+        <w:t xml:space="preserve">Solved a persistent reporting bug caused by </w:t>
+      </w:r>
+      <w:proofErr w:type="spellStart"/>
+      <w:r>
+        <w:rPr>
+          <w:rFonts w:ascii="Times New Roman" w:eastAsia="Times New Roman" w:hAnsi="Times New Roman" w:cs="Times New Roman"/>
+          <w:sz w:val="22"/>
+          <w:szCs w:val="24"/>
+          <w:lang w:eastAsia="en-US"/>
+        </w:rPr>
+        <w:t>timezone</w:t>
+      </w:r>
+      <w:proofErr w:type="spellEnd"/>
+      <w:r>
+        <w:rPr>
+          <w:rFonts w:ascii="Times New Roman" w:eastAsia="Times New Roman" w:hAnsi="Times New Roman" w:cs="Times New Roman"/>
+          <w:sz w:val="22"/>
+          <w:szCs w:val="24"/>
+          <w:lang w:eastAsia="en-US"/>
+        </w:rPr>
+        <w:t xml:space="preserve"> mismatches between browser input, API handling, and database storage, then standardized parsing and persistence rules to restore reporting accuracy and reduce related errors by </w:t>
       </w:r>
       <w:r>
         <w:rPr>
@@ -3098,7 +3490,23 @@
           <w:rFonts w:asciiTheme="majorBidi" w:hAnsiTheme="majorBidi" w:cstheme="majorBidi"/>
           <w:szCs w:val="28"/>
         </w:rPr>
-        <w:t xml:space="preserve"> | Timișoara, Romania </w:t>
+        <w:t xml:space="preserve"> | </w:t>
+      </w:r>
+      <w:proofErr w:type="spellStart"/>
+      <w:r>
+        <w:rPr>
+          <w:rFonts w:asciiTheme="majorBidi" w:hAnsiTheme="majorBidi" w:cstheme="majorBidi"/>
+          <w:szCs w:val="28"/>
+        </w:rPr>
+        <w:t>Timișoara</w:t>
+      </w:r>
+      <w:proofErr w:type="spellEnd"/>
+      <w:r>
+        <w:rPr>
+          <w:rFonts w:asciiTheme="majorBidi" w:hAnsiTheme="majorBidi" w:cstheme="majorBidi"/>
+          <w:szCs w:val="28"/>
+        </w:rPr>
+        <w:t xml:space="preserve">, Romania </w:t>
       </w:r>
       <w:r>
         <w:rPr>
@@ -8823,7 +9231,6 @@
       <w:jc w:val="both"/>
     </w:pPr>
     <w:tblPr>
-      <w:tblInd w:w="0" w:type="dxa"/>
       <w:tblBorders>
         <w:top w:val="single" w:sz="4" w:space="0" w:color="auto"/>
         <w:left w:val="single" w:sz="4" w:space="0" w:color="auto"/>
@@ -8832,12 +9239,6 @@
         <w:insideH w:val="single" w:sz="4" w:space="0" w:color="auto"/>
         <w:insideV w:val="single" w:sz="4" w:space="0" w:color="auto"/>
       </w:tblBorders>
-      <w:tblCellMar>
-        <w:top w:w="0" w:type="dxa"/>
-        <w:left w:w="108" w:type="dxa"/>
-        <w:bottom w:w="0" w:type="dxa"/>
-        <w:right w:w="108" w:type="dxa"/>
-      </w:tblCellMar>
     </w:tblPr>
   </w:style>
   <w:style w:type="character" w:customStyle="1" w:styleId="NormalWebChar">
@@ -9108,7 +9509,6 @@
       <w:jc w:val="both"/>
     </w:pPr>
     <w:tblPr>
-      <w:tblInd w:w="0" w:type="dxa"/>
       <w:tblBorders>
         <w:top w:val="single" w:sz="4" w:space="0" w:color="auto"/>
         <w:left w:val="single" w:sz="4" w:space="0" w:color="auto"/>
@@ -9117,12 +9517,6 @@
         <w:insideH w:val="single" w:sz="4" w:space="0" w:color="auto"/>
         <w:insideV w:val="single" w:sz="4" w:space="0" w:color="auto"/>
       </w:tblBorders>
-      <w:tblCellMar>
-        <w:top w:w="0" w:type="dxa"/>
-        <w:left w:w="108" w:type="dxa"/>
-        <w:bottom w:w="0" w:type="dxa"/>
-        <w:right w:w="108" w:type="dxa"/>
-      </w:tblCellMar>
     </w:tblPr>
   </w:style>
   <w:style w:type="character" w:customStyle="1" w:styleId="NormalWebChar">

--- a/Gabriel/Python Vue/GABRIEL POPA.docx
+++ b/Gabriel/Python Vue/GABRIEL POPA.docx
@@ -234,8 +234,6 @@
         </w:rPr>
         <w:t>, Romania | +40 764309991 | gabrielpdev@outlook.com | https://www.linkedin.com/in/gabriel-popa-12890b414/</w:t>
       </w:r>
-      <w:bookmarkStart w:id="0" w:name="_GoBack"/>
-      <w:bookmarkEnd w:id="0"/>
     </w:p>
     <w:p>
       <w:pPr>
@@ -1255,7 +1253,7 @@
           <w:sz w:val="22"/>
           <w:szCs w:val="28"/>
         </w:rPr>
-        <w:t xml:space="preserve">2024 – </w:t>
+        <w:t xml:space="preserve"> </w:t>
       </w:r>
       <w:r>
         <w:rPr>
@@ -1264,7 +1262,25 @@
           <w:sz w:val="22"/>
           <w:szCs w:val="28"/>
         </w:rPr>
-        <w:t>Dec 2025)</w:t>
+        <w:t xml:space="preserve">2024 – </w:t>
+      </w:r>
+      <w:r>
+        <w:rPr>
+          <w:rFonts w:asciiTheme="majorBidi" w:hAnsiTheme="majorBidi" w:cstheme="majorBidi"/>
+          <w:i/>
+          <w:sz w:val="22"/>
+          <w:szCs w:val="28"/>
+        </w:rPr>
+        <w:t>May 2026</w:t>
+      </w:r>
+      <w:r>
+        <w:rPr>
+          <w:rFonts w:asciiTheme="majorBidi" w:hAnsiTheme="majorBidi" w:cstheme="majorBidi"/>
+          <w:i/>
+          <w:sz w:val="22"/>
+          <w:szCs w:val="28"/>
+        </w:rPr>
+        <w:t>)</w:t>
       </w:r>
     </w:p>
     <w:p>
@@ -2900,8 +2916,10 @@
           <w:sz w:val="22"/>
           <w:szCs w:val="28"/>
         </w:rPr>
-        <w:t>Sept</w:t>
-      </w:r>
+        <w:t>Sep</w:t>
+      </w:r>
+      <w:bookmarkStart w:id="0" w:name="_GoBack"/>
+      <w:bookmarkEnd w:id="0"/>
       <w:r>
         <w:rPr>
           <w:rFonts w:asciiTheme="majorBidi" w:hAnsiTheme="majorBidi" w:cstheme="majorBidi"/>
